--- a/exercises/Bài tập 075 - Từ loại và vị trí từ trong câu.docx
+++ b/exercises/Bài tập 075 - Từ loại và vị trí từ trong câu.docx
@@ -1,596 +1,2819 @@
 
 <file path=word/document.xml><?xml version="1.0" encoding="utf-8"?>
-<w:document xmlns:w="http://schemas.openxmlformats.org/wordprocessingml/2006/main">
+<w:document xmlns:wpc="http://schemas.microsoft.com/office/word/2010/wordprocessingCanvas" xmlns:cx="http://schemas.microsoft.com/office/drawing/2014/chartex" xmlns:cx1="http://schemas.microsoft.com/office/drawing/2015/9/8/chartex" xmlns:cx2="http://schemas.microsoft.com/office/drawing/2015/10/21/chartex" xmlns:cx3="http://schemas.microsoft.com/office/drawing/2016/5/9/chartex" xmlns:cx4="http://schemas.microsoft.com/office/drawing/2016/5/10/chartex" xmlns:cx5="http://schemas.microsoft.com/office/drawing/2016/5/11/chartex" xmlns:cx6="http://schemas.microsoft.com/office/drawing/2016/5/12/chartex" xmlns:cx7="http://schemas.microsoft.com/office/drawing/2016/5/13/chartex" xmlns:cx8="http://schemas.microsoft.com/office/drawing/2016/5/14/chartex" xmlns:mc="http://schemas.openxmlformats.org/markup-compatibility/2006" xmlns:aink="http://schemas.microsoft.com/office/drawing/2016/ink" xmlns:am3d="http://schemas.microsoft.com/office/drawing/2017/model3d" xmlns:o="urn:schemas-microsoft-com:office:office" xmlns:oel="http://schemas.microsoft.com/office/2019/extlst" xmlns:r="http://schemas.openxmlformats.org/officeDocument/2006/relationships" xmlns:m="http://schemas.openxmlformats.org/officeDocument/2006/math" xmlns:v="urn:schemas-microsoft-com:vml" xmlns:wp14="http://schemas.microsoft.com/office/word/2010/wordprocessingDrawing" xmlns:wp="http://schemas.openxmlformats.org/drawingml/2006/wordprocessingDrawing" xmlns:w10="urn:schemas-microsoft-com:office:word" xmlns:w="http://schemas.openxmlformats.org/wordprocessingml/2006/main" xmlns:w14="http://schemas.microsoft.com/office/word/2010/wordml" xmlns:w15="http://schemas.microsoft.com/office/word/2012/wordml" xmlns:w16cex="http://schemas.microsoft.com/office/word/2018/wordml/cex" xmlns:w16cid="http://schemas.microsoft.com/office/word/2016/wordml/cid" xmlns:w16="http://schemas.microsoft.com/office/word/2018/wordml" xmlns:w16du="http://schemas.microsoft.com/office/word/2023/wordml/word16du" xmlns:w16sdtdh="http://schemas.microsoft.com/office/word/2020/wordml/sdtdatahash" xmlns:w16sdtfl="http://schemas.microsoft.com/office/word/2024/wordml/sdtformatlock" xmlns:w16se="http://schemas.microsoft.com/office/word/2015/wordml/symex" xmlns:wpg="http://schemas.microsoft.com/office/word/2010/wordprocessingGroup" xmlns:wpi="http://schemas.microsoft.com/office/word/2010/wordprocessingInk" xmlns:wne="http://schemas.microsoft.com/office/word/2006/wordml" xmlns:wps="http://schemas.microsoft.com/office/word/2010/wordprocessingShape" mc:Ignorable="w14 w15 w16se w16cid w16 w16cex w16sdtdh w16sdtfl w16du wp14">
   <w:body>
     <w:p>
-      <w:r>
-        <w:rPr>
-          <w:b/>
-        </w:rPr>
-        <w:t xml:space="preserve">BÀI TẬP NGÀY 75</w:t>
-      </w:r>
-    </w:p>
-    <w:p>
-      <w:r>
-        <w:t xml:space="preserve">TỪ LOẠI VÀ VỊ TRÍ TỪ TRONG CÂU</w:t>
-      </w:r>
-    </w:p>
-    <w:p>
-      <w:r>
-        <w:t xml:space="preserve">10 phần – 100 điểm | Thời gian gợi ý: 70–85 phút</w:t>
-      </w:r>
-    </w:p>
-    <w:p>
-      <w:r>
-        <w:t xml:space="preserve">Họ và tên: __________________________                         Điểm: ________/100</w:t>
-      </w:r>
-    </w:p>
-    <w:p>
-      <w:r>
-        <w:rPr>
-          <w:b/>
-        </w:rPr>
-        <w:t xml:space="preserve">PHẦN 1. XÁC ĐỊNH TỪ LOẠI CẦN ĐIỀN (10 điểm)</w:t>
-      </w:r>
-    </w:p>
-    <w:p>
-      <w:r>
-        <w:t xml:space="preserve">Ghi N, V, Adj hoặc Adv.</w:t>
-      </w:r>
-    </w:p>
-    <w:p>
-      <w:r>
-        <w:t xml:space="preserve">1. The new program was highly ___.</w:t>
-      </w:r>
-    </w:p>
-    <w:p>
-      <w:r>
-        <w:t xml:space="preserve">2. Students completed the task ___.</w:t>
-      </w:r>
-    </w:p>
-    <w:p>
-      <w:r>
-        <w:t xml:space="preserve">3. The company announced its ___.</w:t>
-      </w:r>
-    </w:p>
-    <w:p>
-      <w:r>
-        <w:t xml:space="preserve">4. Technology can ___ communication.</w:t>
-      </w:r>
-    </w:p>
-    <w:p>
-      <w:r>
-        <w:t xml:space="preserve">5. We need an ___ solution.</w:t>
-      </w:r>
-    </w:p>
-    <w:p>
-      <w:r>
-        <w:t xml:space="preserve">6. Her answer showed great ___.</w:t>
-      </w:r>
-    </w:p>
-    <w:p>
-      <w:r>
-        <w:t xml:space="preserve">7. The price increased ___.</w:t>
-      </w:r>
-    </w:p>
-    <w:p>
-      <w:r>
-        <w:t xml:space="preserve">8. This information seems ___.</w:t>
-      </w:r>
-    </w:p>
-    <w:p>
-      <w:r>
-        <w:t xml:space="preserve">9. The government should ___ quickly.</w:t>
-      </w:r>
-    </w:p>
-    <w:p>
-      <w:r>
-        <w:t xml:space="preserve">10. They made a careful ___.</w:t>
-      </w:r>
-    </w:p>
-    <w:p>
-      <w:r>
-        <w:rPr>
-          <w:b/>
-        </w:rPr>
-        <w:t xml:space="preserve">PHẦN 2. CHỌN DẠNG ĐÚNG CỦA TỪ (10 điểm)</w:t>
-      </w:r>
-    </w:p>
-    <w:p>
-      <w:r>
-        <w:t xml:space="preserve">1. The project was completed ___. A success B successful C successfully D succeed</w:t>
-      </w:r>
-    </w:p>
-    <w:p>
-      <w:r>
-        <w:t xml:space="preserve">2. Education is important for personal ___. A develop B development C developed D developing</w:t>
-      </w:r>
-    </w:p>
-    <w:p>
-      <w:r>
-        <w:t xml:space="preserve">3. The instructions are very ___. A clearly B clarity C clear D clarify</w:t>
-      </w:r>
-    </w:p>
-    <w:p>
-      <w:r>
-        <w:t xml:space="preserve">4. We must ___ the environment. A protection B protective C protect D protectively</w:t>
-      </w:r>
-    </w:p>
-    <w:p>
-      <w:r>
-        <w:t xml:space="preserve">5. She spoke ___. A confidence B confident C confidently D confide</w:t>
-      </w:r>
-    </w:p>
-    <w:p>
-      <w:r>
-        <w:t xml:space="preserve">6. This is an ___ method. A effectiveness B effectively C effect D effective</w:t>
-      </w:r>
-    </w:p>
-    <w:p>
-      <w:r>
-        <w:t xml:space="preserve">7. There has been a major ___. A improve B improvement C improved D improving</w:t>
-      </w:r>
-    </w:p>
-    <w:p>
-      <w:r>
-        <w:t xml:space="preserve">8. The machine operates ___. A automatic B automation C automatically D automate</w:t>
-      </w:r>
-    </w:p>
-    <w:p>
-      <w:r>
-        <w:t xml:space="preserve">9. They need ___ workers. A qualification B qualify C qualified D qualifications</w:t>
-      </w:r>
-    </w:p>
-    <w:p>
-      <w:r>
-        <w:t xml:space="preserve">10. The team achieved an impressive ___. A result B resultful C resulting D resultingly</w:t>
-      </w:r>
-    </w:p>
-    <w:p>
-      <w:r>
-        <w:rPr>
-          <w:b/>
-        </w:rPr>
-        <w:t xml:space="preserve">PHẦN 3. DANH TỪ, ĐỘNG TỪ, TÍNH TỪ HAY TRẠNG TỪ (10 điểm)</w:t>
-      </w:r>
-    </w:p>
-    <w:p>
-      <w:r>
-        <w:t xml:space="preserve">Dùng dạng đúng của từ trong ngoặc.</w:t>
-      </w:r>
-    </w:p>
-    <w:p>
-      <w:r>
-        <w:t xml:space="preserve">1. The campaign raised public ___. (AWARE)</w:t>
-      </w:r>
-    </w:p>
-    <w:p>
-      <w:r>
-        <w:t xml:space="preserve">2. Lan answered the question ___. (ACCURATE)</w:t>
-      </w:r>
-    </w:p>
-    <w:p>
-      <w:r>
-        <w:t xml:space="preserve">3. The new system is easy and ___. (EFFECT)</w:t>
-      </w:r>
-    </w:p>
-    <w:p>
-      <w:r>
-        <w:t xml:space="preserve">4. Regular practice will ___ your skills. (IMPROVEMENT)</w:t>
-      </w:r>
-    </w:p>
-    <w:p>
-      <w:r>
-        <w:t xml:space="preserve">5. The company needs experienced ___. (MANAGE)</w:t>
-      </w:r>
-    </w:p>
-    <w:p>
-      <w:r>
-        <w:t xml:space="preserve">6. We were ___ surprised by the result. (COMPLETE)</w:t>
-      </w:r>
-    </w:p>
-    <w:p>
-      <w:r>
-        <w:t xml:space="preserve">7. Online learning offers greater ___. (FLEXIBLE)</w:t>
-      </w:r>
-    </w:p>
-    <w:p>
-      <w:r>
-        <w:t xml:space="preserve">8. The city is developing very ___. (RAPID)</w:t>
-      </w:r>
-    </w:p>
-    <w:p>
-      <w:r>
-        <w:t xml:space="preserve">9. This decision may ___ many families. (EFFECT)</w:t>
-      </w:r>
-    </w:p>
-    <w:p>
-      <w:r>
-        <w:t xml:space="preserve">10. Her presentation was clear and ___. (INFORM)</w:t>
-      </w:r>
-    </w:p>
-    <w:p>
-      <w:r>
-        <w:rPr>
-          <w:b/>
-        </w:rPr>
-        <w:t xml:space="preserve">PHẦN 4. VỊ TRÍ TỪ TRONG CÂU (10 điểm)</w:t>
-      </w:r>
-    </w:p>
-    <w:p>
-      <w:r>
-        <w:t xml:space="preserve">Sắp xếp các từ in nghiêng thành cụm đúng.</w:t>
-      </w:r>
-    </w:p>
-    <w:p>
-      <w:r>
-        <w:t xml:space="preserve">1. a / solution / practical / highly</w:t>
-      </w:r>
-    </w:p>
-    <w:p>
-      <w:r>
-        <w:t xml:space="preserve">2. completed / successfully / was / project / the</w:t>
-      </w:r>
-    </w:p>
-    <w:p>
-      <w:r>
-        <w:t xml:space="preserve">3. environmental / serious / problems</w:t>
-      </w:r>
-    </w:p>
-    <w:p>
-      <w:r>
-        <w:t xml:space="preserve">4. speaks / she / English / confidently</w:t>
-      </w:r>
-    </w:p>
-    <w:p>
-      <w:r>
-        <w:t xml:space="preserve">5. an / extremely / course / useful</w:t>
-      </w:r>
-    </w:p>
-    <w:p>
-      <w:r>
-        <w:t xml:space="preserve">6. quickly / should / government / act / the</w:t>
-      </w:r>
-    </w:p>
-    <w:p>
-      <w:r>
-        <w:t xml:space="preserve">7. a / made / careful / decision / they</w:t>
-      </w:r>
-    </w:p>
-    <w:p>
-      <w:r>
-        <w:t xml:space="preserve">8. is / information / widely / available / the</w:t>
-      </w:r>
-    </w:p>
-    <w:p>
-      <w:r>
-        <w:t xml:space="preserve">9. students / highly / motivated</w:t>
-      </w:r>
-    </w:p>
-    <w:p>
-      <w:r>
-        <w:t xml:space="preserve">10. has / technology / communication / greatly / improved</w:t>
-      </w:r>
-    </w:p>
-    <w:p>
-      <w:r>
-        <w:rPr>
-          <w:b/>
-        </w:rPr>
-        <w:t xml:space="preserve">PHẦN 5. CHỌN TỪ THEO NGỮ CẢNH (10 điểm)</w:t>
-      </w:r>
-    </w:p>
-    <w:p>
-      <w:r>
-        <w:t xml:space="preserve">1. The school needs to ___ students to read more. A encouragement B encourage C encouraging D encouraged</w:t>
-      </w:r>
-    </w:p>
-    <w:p>
-      <w:r>
-        <w:t xml:space="preserve">2. This course provides ___ skills. A practice B practical C practically D practitioner</w:t>
-      </w:r>
-    </w:p>
-    <w:p>
-      <w:r>
-        <w:t xml:space="preserve">3. The app is ___ designed for beginners. A special B specialty C specially D specialize</w:t>
-      </w:r>
-    </w:p>
-    <w:p>
-      <w:r>
-        <w:t xml:space="preserve">4. We received useful ___. A advise B advisory C advice D advised</w:t>
-      </w:r>
-    </w:p>
-    <w:p>
-      <w:r>
-        <w:t xml:space="preserve">5. The change was ___ accepted. A wide B width C widely D widen</w:t>
-      </w:r>
-    </w:p>
-    <w:p>
-      <w:r>
-        <w:t xml:space="preserve">6. Her ___ helped the team succeed. A creative B creation C creativity D creatively</w:t>
-      </w:r>
-    </w:p>
-    <w:p>
-      <w:r>
-        <w:t xml:space="preserve">7. The website allows users to communicate ___. A easy B ease C easily D easier</w:t>
-      </w:r>
-    </w:p>
-    <w:p>
-      <w:r>
-        <w:t xml:space="preserve">8. The report contains ___ information. A value B valuable C valuably D valuation</w:t>
-      </w:r>
-    </w:p>
-    <w:p>
-      <w:r>
-        <w:t xml:space="preserve">9. The company plans to ___ its services. A expansion B expansive C expand D expansively</w:t>
-      </w:r>
-    </w:p>
-    <w:p>
-      <w:r>
-        <w:t xml:space="preserve">10. Students should participate ___. A active B activity C actively D activate</w:t>
-      </w:r>
-    </w:p>
-    <w:p>
-      <w:r>
-        <w:rPr>
-          <w:b/>
-        </w:rPr>
-        <w:t xml:space="preserve">PHẦN 6. TÌM VÀ SỬA LỖI (10 điểm)</w:t>
-      </w:r>
-    </w:p>
-    <w:p>
-      <w:r>
-        <w:t xml:space="preserve">1. The lesson was very usefully.</w:t>
-      </w:r>
-    </w:p>
-    <w:p>
-      <w:r>
-        <w:t xml:space="preserve">2. She completed the work successful.</w:t>
-      </w:r>
-    </w:p>
-    <w:p>
-      <w:r>
-        <w:t xml:space="preserve">3. We need a carefully plan.</w:t>
-      </w:r>
-    </w:p>
-    <w:p>
-      <w:r>
-        <w:t xml:space="preserve">4. The company will expansion next year.</w:t>
-      </w:r>
-    </w:p>
-    <w:p>
-      <w:r>
-        <w:t xml:space="preserve">5. He is a quickly learner.</w:t>
-      </w:r>
-    </w:p>
-    <w:p>
-      <w:r>
-        <w:t xml:space="preserve">6. This program helps students to development skills.</w:t>
-      </w:r>
-    </w:p>
-    <w:p>
-      <w:r>
-        <w:t xml:space="preserve">7. The information is widely availability.</w:t>
-      </w:r>
-    </w:p>
-    <w:p>
-      <w:r>
-        <w:t xml:space="preserve">8. They responded very polite.</w:t>
-      </w:r>
-    </w:p>
-    <w:p>
-      <w:r>
-        <w:t xml:space="preserve">9. Her decide surprised everyone.</w:t>
-      </w:r>
-    </w:p>
-    <w:p>
-      <w:r>
-        <w:t xml:space="preserve">10. The new method works effective.</w:t>
-      </w:r>
-    </w:p>
-    <w:p>
-      <w:r>
-        <w:rPr>
-          <w:b/>
-        </w:rPr>
-        <w:t xml:space="preserve">PHẦN 7. HOÀN THÀNH ĐOẠN VĂN (10 điểm)</w:t>
-      </w:r>
-    </w:p>
-    <w:p>
-      <w:r>
-        <w:t xml:space="preserve">Dùng dạng đúng của từ trong ngoặc.</w:t>
-      </w:r>
-    </w:p>
-    <w:p>
-      <w:r>
-        <w:t xml:space="preserve">Online learning has developed (1) ___ in recent years. (RAPID) It gives students greater (2) ___ in choosing when to study. (FLEXIBLE) However, successful (3) ___ requires careful planning. (LEARN) Students must participate (4) ___ and communicate (5) ___ with their teachers. (ACTIVE / EFFECT) A well-designed course provides (6) ___ instructions and (7) ___ activities. (CLEAR / PRACTICE) It also encourages learner (8) ___. (INDEPENDENT) With regular practice, students can make significant (9) ___ and complete their courses (10) ___. (IMPROVE / SUCCESS)</w:t>
-      </w:r>
-    </w:p>
-    <w:p>
-      <w:r>
-        <w:rPr>
-          <w:b/>
-        </w:rPr>
-        <w:t xml:space="preserve">PHẦN 8. DỊCH SANG TIẾNG ANH (10 điểm)</w:t>
-      </w:r>
-    </w:p>
-    <w:p>
-      <w:r>
-        <w:t xml:space="preserve">1. Giáo dục đóng một vai trò quan trọng.</w:t>
-      </w:r>
-    </w:p>
-    <w:p>
-      <w:r>
-        <w:t xml:space="preserve">2. Cô ấy trả lời câu hỏi một cách chính xác.</w:t>
-      </w:r>
-    </w:p>
-    <w:p>
-      <w:r>
-        <w:t xml:space="preserve">3. Chúng tôi cần một giải pháp hiệu quả.</w:t>
-      </w:r>
-    </w:p>
-    <w:p>
-      <w:r>
-        <w:t xml:space="preserve">4. Công nghệ đã cải thiện đáng kể việc giao tiếp.</w:t>
-      </w:r>
-    </w:p>
-    <w:p>
-      <w:r>
-        <w:t xml:space="preserve">5. Dự án đã được hoàn thành thành công.</w:t>
-      </w:r>
-    </w:p>
-    <w:p>
-      <w:r>
-        <w:t xml:space="preserve">6. Thông tin này được phổ biến rộng rãi.</w:t>
-      </w:r>
-    </w:p>
-    <w:p>
-      <w:r>
-        <w:t xml:space="preserve">7. Công ty dự định mở rộng dịch vụ.</w:t>
-      </w:r>
-    </w:p>
-    <w:p>
-      <w:r>
-        <w:t xml:space="preserve">8. Học sinh nên tham gia tích cực.</w:t>
-      </w:r>
-    </w:p>
-    <w:p>
-      <w:r>
-        <w:t xml:space="preserve">9. Quyết định của anh ấy làm mọi người ngạc nhiên.</w:t>
-      </w:r>
-    </w:p>
-    <w:p>
-      <w:r>
-        <w:t xml:space="preserve">10. Khóa học cung cấp những kỹ năng thực tế.</w:t>
-      </w:r>
-    </w:p>
-    <w:p>
-      <w:r>
-        <w:rPr>
-          <w:b/>
-        </w:rPr>
-        <w:t xml:space="preserve">PHẦN 9. ĐỌC HIỂU VÀ PHÂN TÍCH TỪ LOẠI (10 điểm)</w:t>
-      </w:r>
-    </w:p>
-    <w:p>
-      <w:r>
-        <w:t xml:space="preserve">A local school recently introduced a digital learning program. The program was carefully designed to make lessons more interactive. Teachers received professional training, while students were given practical guidance. At first, some learners found the system confusing. However, their confidence gradually increased as they used it more often. The school reported a significant improvement in student participation. Although technology cannot replace effective teaching, it can support communication and provide flexible learning opportunities.</w:t>
-      </w:r>
-    </w:p>
-    <w:p>
-      <w:r>
-        <w:t xml:space="preserve">1. What did the school introduce? 2. How was the program designed? 3. What did teachers receive? 4. What gradually increased? 5. What improvement did the school report?</w:t>
-      </w:r>
-    </w:p>
-    <w:p>
-      <w:r>
-        <w:t xml:space="preserve">6. What does “their” refer to? 7. Identify the word class of carefully. 8. Identify the word class of professional. 9. Give the noun form of flexible. 10. Give the adjective form of significance.</w:t>
-      </w:r>
-    </w:p>
-    <w:p>
-      <w:r>
-        <w:rPr>
-          <w:b/>
-        </w:rPr>
-        <w:t xml:space="preserve">PHẦN 10. VIẾT (10 điểm)</w:t>
-      </w:r>
-    </w:p>
-    <w:p>
-      <w:r>
-        <w:t xml:space="preserve">Viết đoạn văn 100–120 từ về lợi ích và khó khăn của việc học trực tuyến. Dùng ít nhất 4 danh từ, 4 động từ, 4 tính từ và 4 trạng từ thuộc các họ từ đã học. Gạch chân các từ đó nếu làm bài trên giấy.</w:t>
-      </w:r>
-    </w:p>
-    <w:p>
-      <w:r>
-        <w:rPr>
-          <w:b/>
-        </w:rPr>
-        <w:t xml:space="preserve">ĐÁP ÁN – BÀI TẬP NGÀY 75</w:t>
-      </w:r>
-    </w:p>
-    <w:p>
-      <w:r>
-        <w:rPr>
-          <w:b/>
-        </w:rPr>
-        <w:t xml:space="preserve">PHẦN 1: 1 Adj; 2 Adv; 3 N; 4 V; 5 Adj; 6 N; 7 Adv; 8 Adj; 9 V; 10 N.</w:t>
-      </w:r>
-    </w:p>
-    <w:p>
-      <w:r>
-        <w:rPr>
-          <w:b/>
-        </w:rPr>
-        <w:t xml:space="preserve">PHẦN 2: 1C; 2B; 3C; 4C; 5C; 6D; 7B; 8C; 9C; 10A.</w:t>
-      </w:r>
-    </w:p>
-    <w:p>
-      <w:r>
-        <w:rPr>
-          <w:b/>
-        </w:rPr>
-        <w:t xml:space="preserve">PHẦN 3: 1 awareness; 2 accurately; 3 effective; 4 improve; 5 managers; 6 completely; 7 flexibility; 8 rapidly; 9 affect; 10 informative.</w:t>
-      </w:r>
-    </w:p>
-    <w:p>
-      <w:r>
-        <w:rPr>
-          <w:b/>
-        </w:rPr>
-        <w:t xml:space="preserve">PHẦN 4: 1 a highly practical solution; 2 The project was completed successfully.; 3 serious environmental problems; 4 She speaks English confidently.; 5 an extremely useful course; 6 The government should act quickly.; 7 They made a careful decision.; 8 The information is widely available.; 9 highly motivated students; 10 Technology has greatly improved communication.</w:t>
-      </w:r>
-    </w:p>
-    <w:p>
-      <w:r>
-        <w:rPr>
-          <w:b/>
-        </w:rPr>
-        <w:t xml:space="preserve">PHẦN 5: 1B; 2B; 3C; 4C; 5C; 6C; 7C; 8B; 9C; 10C.</w:t>
-      </w:r>
-    </w:p>
-    <w:p>
-      <w:r>
-        <w:rPr>
-          <w:b/>
-        </w:rPr>
-        <w:t xml:space="preserve">PHẦN 6: 1 useful; 2 successfully; 3 careful; 4 expand; 5 quick; 6 develop; 7 available; 8 politely; 9 decision; 10 effectively.</w:t>
-      </w:r>
-    </w:p>
-    <w:p>
-      <w:r>
-        <w:rPr>
-          <w:b/>
-        </w:rPr>
-        <w:t xml:space="preserve">PHẦN 7: 1 rapidly; 2 flexibility; 3 learning; 4 actively; 5 effectively; 6 clear; 7 practical; 8 independence; 9 improvement; 10 successfully.</w:t>
-      </w:r>
-    </w:p>
-    <w:p>
-      <w:r>
-        <w:rPr>
-          <w:b/>
-        </w:rPr>
-        <w:t xml:space="preserve">PHẦN 8: 1 Education plays an important role. 2 She answered the question accurately. 3 We need an effective solution. 4 Technology has greatly improved communication. 5 The project was completed successfully. 6 This information is widely available. 7 The company plans to expand its services. 8 Students should participate actively. 9 His decision surprised everyone. 10 The course provides practical skills.</w:t>
-      </w:r>
-    </w:p>
-    <w:p>
-      <w:r>
-        <w:rPr>
-          <w:b/>
-        </w:rPr>
-        <w:t xml:space="preserve">PHẦN 9: 1 A digital learning program. 2 Carefully and to make lessons more interactive. 3 Professional training. 4 The learners' confidence. 5 A significant improvement in participation. 6 Students/learners. 7 Adverb. 8 Adjective. 9 Flexibility. 10 Significant.</w:t>
-      </w:r>
-    </w:p>
-    <w:p>
-      <w:r>
-        <w:rPr>
-          <w:b/>
-        </w:rPr>
-        <w:t xml:space="preserve">BÀI VIẾT MẪU (110 từ): Online learning provides students with flexible access to education. Learners can study conveniently at home and use digital resources to develop practical skills. Recorded lessons are especially useful because students can review difficult content repeatedly. Online courses also encourage independence and improve technological ability. However, this method creates several challenges. Some learners participate passively or communicate ineffectively with teachers. Unstable internet connections can seriously interrupt lessons, while long screen time may cause physical discomfort. Successful online learning therefore requires careful planning, active participation and reliable technology. When courses are clearly organized and students work responsibly, digital education can effectively support traditional classroom learning and create valuable opportunities for many people.</w:t>
-      </w:r>
+      <w:pPr>
+        <w:rPr>
+          <w:color w:val="000000"/>
+        </w:rPr>
+      </w:pPr>
+      <w:r>
+        <w:rPr>
+          <w:b/>
+          <w:color w:val="000000"/>
+        </w:rPr>
+        <w:t>BÀI TẬP NGÀY 75</w:t>
+      </w:r>
+    </w:p>
+    <w:p>
+      <w:pPr>
+        <w:rPr>
+          <w:color w:val="000000"/>
+        </w:rPr>
+      </w:pPr>
+      <w:r>
+        <w:rPr>
+          <w:color w:val="000000"/>
+        </w:rPr>
+        <w:t>TỪ LOẠI VÀ VỊ TRÍ TỪ TRONG CÂU</w:t>
+      </w:r>
+    </w:p>
+    <w:p>
+      <w:pPr>
+        <w:rPr>
+          <w:color w:val="000000"/>
+        </w:rPr>
+      </w:pPr>
+      <w:r>
+        <w:rPr>
+          <w:color w:val="000000"/>
+        </w:rPr>
+        <w:t>10 phần – 100 điểm | Thời gian gợi ý: 70–85 phút</w:t>
+      </w:r>
+    </w:p>
+    <w:p>
+      <w:pPr>
+        <w:rPr>
+          <w:color w:val="000000"/>
+        </w:rPr>
+      </w:pPr>
+      <w:r>
+        <w:rPr>
+          <w:color w:val="000000"/>
+        </w:rPr>
+        <w:t>Họ và tên: __________________________                         Điểm: ________/100</w:t>
+      </w:r>
+    </w:p>
+    <w:p>
+      <w:pPr>
+        <w:keepNext/>
+        <w:spacing w:before="60" w:after="80"/>
+        <w:rPr>
+          <w:b/>
+          <w:color w:val="000000"/>
+        </w:rPr>
+      </w:pPr>
+      <w:r>
+        <w:rPr>
+          <w:b/>
+          <w:color w:val="000000"/>
+        </w:rPr>
+        <w:t>PHẦN 1. XÁC ĐỊNH TỪ LOẠI CẦN ĐIỀN (10 điểm)</w:t>
+      </w:r>
+    </w:p>
+    <w:p>
+      <w:pPr>
+        <w:rPr>
+          <w:color w:val="000000"/>
+        </w:rPr>
+      </w:pPr>
+      <w:r>
+        <w:rPr>
+          <w:color w:val="000000"/>
+        </w:rPr>
+        <w:t>Ghi N, V, Adj hoặc Adv.</w:t>
+      </w:r>
+    </w:p>
+    <w:p>
+      <w:pPr>
+        <w:spacing w:before="80" w:after="120"/>
+        <w:rPr>
+          <w:color w:val="000000"/>
+        </w:rPr>
+      </w:pPr>
+      <w:r>
+        <w:rPr>
+          <w:color w:val="000000"/>
+        </w:rPr>
+        <w:t>1. The new program was highly ___.</w:t>
+      </w:r>
+    </w:p>
+    <w:p>
+      <w:pPr>
+        <w:spacing w:before="120" w:after="120"/>
+        <w:rPr>
+          <w:color w:val="000000"/>
+        </w:rPr>
+      </w:pPr>
+      <w:r>
+        <w:rPr>
+          <w:color w:val="000000"/>
+        </w:rPr>
+        <w:t>2. Students completed the task ___.</w:t>
+      </w:r>
+    </w:p>
+    <w:p>
+      <w:pPr>
+        <w:spacing w:before="120" w:after="120"/>
+        <w:rPr>
+          <w:color w:val="000000"/>
+        </w:rPr>
+      </w:pPr>
+      <w:r>
+        <w:rPr>
+          <w:color w:val="000000"/>
+        </w:rPr>
+        <w:t>3. The company announced its ___.</w:t>
+      </w:r>
+    </w:p>
+    <w:p>
+      <w:pPr>
+        <w:spacing w:before="120" w:after="120"/>
+        <w:rPr>
+          <w:color w:val="000000"/>
+        </w:rPr>
+      </w:pPr>
+      <w:r>
+        <w:rPr>
+          <w:color w:val="000000"/>
+        </w:rPr>
+        <w:t>4. Technology can ___ communication.</w:t>
+      </w:r>
+    </w:p>
+    <w:p>
+      <w:pPr>
+        <w:spacing w:before="120" w:after="120"/>
+        <w:rPr>
+          <w:color w:val="000000"/>
+        </w:rPr>
+      </w:pPr>
+      <w:r>
+        <w:rPr>
+          <w:color w:val="000000"/>
+        </w:rPr>
+        <w:t>5. We need an ___ solution.</w:t>
+      </w:r>
+    </w:p>
+    <w:p>
+      <w:pPr>
+        <w:spacing w:before="120" w:after="120"/>
+        <w:rPr>
+          <w:color w:val="000000"/>
+        </w:rPr>
+      </w:pPr>
+      <w:r>
+        <w:rPr>
+          <w:color w:val="000000"/>
+        </w:rPr>
+        <w:t>6. Her answer showed great ___.</w:t>
+      </w:r>
+    </w:p>
+    <w:p>
+      <w:pPr>
+        <w:spacing w:before="120" w:after="120"/>
+        <w:rPr>
+          <w:color w:val="000000"/>
+        </w:rPr>
+      </w:pPr>
+      <w:r>
+        <w:rPr>
+          <w:color w:val="000000"/>
+        </w:rPr>
+        <w:t>7. The price increased ___.</w:t>
+      </w:r>
+    </w:p>
+    <w:p>
+      <w:pPr>
+        <w:spacing w:before="120" w:after="120"/>
+        <w:rPr>
+          <w:color w:val="000000"/>
+        </w:rPr>
+      </w:pPr>
+      <w:r>
+        <w:rPr>
+          <w:color w:val="000000"/>
+        </w:rPr>
+        <w:t>8. This information seems ___.</w:t>
+      </w:r>
+    </w:p>
+    <w:p>
+      <w:pPr>
+        <w:spacing w:before="120" w:after="120"/>
+        <w:rPr>
+          <w:color w:val="000000"/>
+        </w:rPr>
+      </w:pPr>
+      <w:r>
+        <w:rPr>
+          <w:color w:val="000000"/>
+        </w:rPr>
+        <w:t>9. The government should ___ quickly.</w:t>
+      </w:r>
+    </w:p>
+    <w:p>
+      <w:pPr>
+        <w:spacing w:before="120" w:after="120"/>
+        <w:rPr>
+          <w:color w:val="000000"/>
+        </w:rPr>
+      </w:pPr>
+      <w:r>
+        <w:rPr>
+          <w:color w:val="000000"/>
+        </w:rPr>
+        <w:t>10. They made a careful ___.</w:t>
+      </w:r>
+    </w:p>
+    <w:p>
+      <w:pPr>
+        <w:keepNext/>
+        <w:spacing w:before="240" w:after="80"/>
+        <w:rPr>
+          <w:b/>
+          <w:color w:val="000000"/>
+        </w:rPr>
+      </w:pPr>
+      <w:r>
+        <w:rPr>
+          <w:b/>
+          <w:color w:val="000000"/>
+        </w:rPr>
+        <w:t>PHẦN 2. CHỌN DẠNG ĐÚNG CỦA TỪ (10 điểm)</w:t>
+      </w:r>
+    </w:p>
+    <w:p>
+      <w:pPr>
+        <w:spacing w:before="80" w:after="120"/>
+        <w:rPr>
+          <w:color w:val="000000"/>
+        </w:rPr>
+      </w:pPr>
+      <w:r>
+        <w:rPr>
+          <w:color w:val="000000"/>
+        </w:rPr>
+        <w:t>1. The project was completed ___. A success B successful C successfully D succeed</w:t>
+      </w:r>
+    </w:p>
+    <w:p>
+      <w:pPr>
+        <w:spacing w:before="120" w:after="120"/>
+        <w:rPr>
+          <w:color w:val="000000"/>
+        </w:rPr>
+      </w:pPr>
+      <w:r>
+        <w:rPr>
+          <w:color w:val="000000"/>
+        </w:rPr>
+        <w:t>2. Education is important for personal ___. A develop B development C developed D developing</w:t>
+      </w:r>
+    </w:p>
+    <w:p>
+      <w:pPr>
+        <w:spacing w:before="120" w:after="120"/>
+        <w:rPr>
+          <w:color w:val="000000"/>
+        </w:rPr>
+      </w:pPr>
+      <w:r>
+        <w:rPr>
+          <w:color w:val="000000"/>
+        </w:rPr>
+        <w:t>3. The instructions are very ___. A clearly B clarity C clear D clarify</w:t>
+      </w:r>
+    </w:p>
+    <w:p>
+      <w:pPr>
+        <w:spacing w:before="120" w:after="120"/>
+        <w:rPr>
+          <w:color w:val="000000"/>
+        </w:rPr>
+      </w:pPr>
+      <w:r>
+        <w:rPr>
+          <w:color w:val="000000"/>
+        </w:rPr>
+        <w:t>4. We must ___ the environment. A protection B protective C protect D protectively</w:t>
+      </w:r>
+    </w:p>
+    <w:p>
+      <w:pPr>
+        <w:spacing w:before="120" w:after="120"/>
+        <w:rPr>
+          <w:color w:val="000000"/>
+        </w:rPr>
+      </w:pPr>
+      <w:r>
+        <w:rPr>
+          <w:color w:val="000000"/>
+        </w:rPr>
+        <w:t>5. She spoke ___. A confidence B confident C confidently D confide</w:t>
+      </w:r>
+    </w:p>
+    <w:p>
+      <w:pPr>
+        <w:spacing w:before="120" w:after="120"/>
+        <w:rPr>
+          <w:color w:val="000000"/>
+        </w:rPr>
+      </w:pPr>
+      <w:r>
+        <w:rPr>
+          <w:color w:val="000000"/>
+        </w:rPr>
+        <w:t>6. This is an ___ method. A effectiveness B effectively C effect D effective</w:t>
+      </w:r>
+    </w:p>
+    <w:p>
+      <w:pPr>
+        <w:spacing w:before="120" w:after="120"/>
+        <w:rPr>
+          <w:color w:val="000000"/>
+        </w:rPr>
+      </w:pPr>
+      <w:r>
+        <w:rPr>
+          <w:color w:val="000000"/>
+        </w:rPr>
+        <w:t>7. There has been a major ___. A improve B improvement C improved D improving</w:t>
+      </w:r>
+    </w:p>
+    <w:p>
+      <w:pPr>
+        <w:spacing w:before="120" w:after="120"/>
+        <w:rPr>
+          <w:color w:val="000000"/>
+        </w:rPr>
+      </w:pPr>
+      <w:r>
+        <w:rPr>
+          <w:color w:val="000000"/>
+        </w:rPr>
+        <w:t>8. The machine operates ___. A automatic B automation C automatically D automate</w:t>
+      </w:r>
+    </w:p>
+    <w:p>
+      <w:pPr>
+        <w:spacing w:before="120" w:after="120"/>
+        <w:rPr>
+          <w:color w:val="000000"/>
+        </w:rPr>
+      </w:pPr>
+      <w:r>
+        <w:rPr>
+          <w:color w:val="000000"/>
+        </w:rPr>
+        <w:t>9. They need ___ workers. A qualification B qualify C qualified D qualifications</w:t>
+      </w:r>
+    </w:p>
+    <w:p>
+      <w:pPr>
+        <w:spacing w:before="120" w:after="120"/>
+        <w:rPr>
+          <w:color w:val="000000"/>
+        </w:rPr>
+      </w:pPr>
+      <w:r>
+        <w:rPr>
+          <w:color w:val="000000"/>
+        </w:rPr>
+        <w:t>10. The team achieved an impressive ___. A result B resultful C resulting D resultingly</w:t>
+      </w:r>
+    </w:p>
+    <w:p>
+      <w:pPr>
+        <w:keepNext/>
+        <w:spacing w:before="240" w:after="80"/>
+        <w:rPr>
+          <w:b/>
+          <w:color w:val="000000"/>
+        </w:rPr>
+      </w:pPr>
+      <w:r>
+        <w:rPr>
+          <w:b/>
+          <w:color w:val="000000"/>
+        </w:rPr>
+        <w:t>PHẦN 3. DANH TỪ, ĐỘNG TỪ, TÍNH TỪ HAY TRẠNG TỪ (10 điểm)</w:t>
+      </w:r>
+    </w:p>
+    <w:p>
+      <w:pPr>
+        <w:rPr>
+          <w:color w:val="000000"/>
+        </w:rPr>
+      </w:pPr>
+      <w:r>
+        <w:rPr>
+          <w:color w:val="000000"/>
+        </w:rPr>
+        <w:t>Dùng dạng đúng của từ trong ngoặc.</w:t>
+      </w:r>
+    </w:p>
+    <w:p>
+      <w:pPr>
+        <w:spacing w:before="80" w:after="120"/>
+        <w:rPr>
+          <w:color w:val="000000"/>
+        </w:rPr>
+      </w:pPr>
+      <w:r>
+        <w:rPr>
+          <w:color w:val="000000"/>
+        </w:rPr>
+        <w:t>1. The campaign raised public ___. (AWARE)</w:t>
+      </w:r>
+    </w:p>
+    <w:p>
+      <w:pPr>
+        <w:spacing w:before="120" w:after="120"/>
+        <w:rPr>
+          <w:color w:val="000000"/>
+        </w:rPr>
+      </w:pPr>
+      <w:r>
+        <w:rPr>
+          <w:color w:val="000000"/>
+        </w:rPr>
+        <w:t>2. Lan answered the question ___. (ACCURATE)</w:t>
+      </w:r>
+    </w:p>
+    <w:p>
+      <w:pPr>
+        <w:spacing w:before="120" w:after="120"/>
+        <w:rPr>
+          <w:color w:val="000000"/>
+        </w:rPr>
+      </w:pPr>
+      <w:r>
+        <w:rPr>
+          <w:color w:val="000000"/>
+        </w:rPr>
+        <w:t>3. The new system is easy and ___. (EFFECT)</w:t>
+      </w:r>
+    </w:p>
+    <w:p>
+      <w:pPr>
+        <w:spacing w:before="120" w:after="120"/>
+        <w:rPr>
+          <w:color w:val="000000"/>
+        </w:rPr>
+      </w:pPr>
+      <w:r>
+        <w:rPr>
+          <w:color w:val="000000"/>
+        </w:rPr>
+        <w:lastRenderedPageBreak/>
+        <w:t>4. Regular practice will ___ your skills. (IMPROVEMENT)</w:t>
+      </w:r>
+    </w:p>
+    <w:p>
+      <w:pPr>
+        <w:spacing w:before="120" w:after="120"/>
+        <w:rPr>
+          <w:color w:val="000000"/>
+        </w:rPr>
+      </w:pPr>
+      <w:r>
+        <w:rPr>
+          <w:color w:val="000000"/>
+        </w:rPr>
+        <w:t>5. The company needs experienced ___. (MANAGE)</w:t>
+      </w:r>
+    </w:p>
+    <w:p>
+      <w:pPr>
+        <w:spacing w:before="120" w:after="120"/>
+        <w:rPr>
+          <w:color w:val="000000"/>
+        </w:rPr>
+      </w:pPr>
+      <w:r>
+        <w:rPr>
+          <w:color w:val="000000"/>
+        </w:rPr>
+        <w:t>6. We were ___ surprised by the result. (COMPLETE)</w:t>
+      </w:r>
+    </w:p>
+    <w:p>
+      <w:pPr>
+        <w:spacing w:before="120" w:after="120"/>
+        <w:rPr>
+          <w:color w:val="000000"/>
+        </w:rPr>
+      </w:pPr>
+      <w:r>
+        <w:rPr>
+          <w:color w:val="000000"/>
+        </w:rPr>
+        <w:t>7. Online learning offers greater ___. (FLEXIBLE)</w:t>
+      </w:r>
+    </w:p>
+    <w:p>
+      <w:pPr>
+        <w:spacing w:before="120" w:after="120"/>
+        <w:rPr>
+          <w:color w:val="000000"/>
+        </w:rPr>
+      </w:pPr>
+      <w:r>
+        <w:rPr>
+          <w:color w:val="000000"/>
+        </w:rPr>
+        <w:t>8. The city is developing very ___. (RAPID)</w:t>
+      </w:r>
+    </w:p>
+    <w:p>
+      <w:pPr>
+        <w:spacing w:before="120" w:after="120"/>
+        <w:rPr>
+          <w:color w:val="000000"/>
+        </w:rPr>
+      </w:pPr>
+      <w:r>
+        <w:rPr>
+          <w:color w:val="000000"/>
+        </w:rPr>
+        <w:t>9. This decision may ___ many families. (EFFECT)</w:t>
+      </w:r>
+    </w:p>
+    <w:p>
+      <w:pPr>
+        <w:spacing w:before="120" w:after="120"/>
+        <w:rPr>
+          <w:color w:val="000000"/>
+        </w:rPr>
+      </w:pPr>
+      <w:r>
+        <w:rPr>
+          <w:color w:val="000000"/>
+        </w:rPr>
+        <w:t>10. Her presentation was clear and ___. (INFORM)</w:t>
+      </w:r>
+    </w:p>
+    <w:p>
+      <w:pPr>
+        <w:keepNext/>
+        <w:spacing w:before="240" w:after="80"/>
+        <w:rPr>
+          <w:b/>
+          <w:color w:val="000000"/>
+        </w:rPr>
+      </w:pPr>
+      <w:r>
+        <w:rPr>
+          <w:b/>
+          <w:color w:val="000000"/>
+        </w:rPr>
+        <w:t>PHẦN 4. VỊ TRÍ TỪ TRONG CÂU (10 điểm)</w:t>
+      </w:r>
+    </w:p>
+    <w:p>
+      <w:pPr>
+        <w:rPr>
+          <w:color w:val="000000"/>
+        </w:rPr>
+      </w:pPr>
+      <w:r>
+        <w:rPr>
+          <w:color w:val="000000"/>
+        </w:rPr>
+        <w:t>Sắp xếp các từ in nghiêng thành cụm đúng.</w:t>
+      </w:r>
+    </w:p>
+    <w:p>
+      <w:pPr>
+        <w:spacing w:before="80" w:after="120"/>
+        <w:rPr>
+          <w:color w:val="000000"/>
+        </w:rPr>
+      </w:pPr>
+      <w:r>
+        <w:rPr>
+          <w:color w:val="000000"/>
+        </w:rPr>
+        <w:t>1. a / solution / practical / highly</w:t>
+      </w:r>
+    </w:p>
+    <w:p>
+      <w:pPr>
+        <w:spacing w:before="120" w:after="120"/>
+        <w:rPr>
+          <w:color w:val="000000"/>
+        </w:rPr>
+      </w:pPr>
+      <w:r>
+        <w:rPr>
+          <w:color w:val="000000"/>
+        </w:rPr>
+        <w:t>2. completed / successfully / was / project / the</w:t>
+      </w:r>
+    </w:p>
+    <w:p>
+      <w:pPr>
+        <w:spacing w:before="120" w:after="120"/>
+        <w:rPr>
+          <w:color w:val="000000"/>
+        </w:rPr>
+      </w:pPr>
+      <w:r>
+        <w:rPr>
+          <w:color w:val="000000"/>
+        </w:rPr>
+        <w:t>3. environmental / serious / problems</w:t>
+      </w:r>
+    </w:p>
+    <w:p>
+      <w:pPr>
+        <w:spacing w:before="120" w:after="120"/>
+        <w:rPr>
+          <w:color w:val="000000"/>
+        </w:rPr>
+      </w:pPr>
+      <w:r>
+        <w:rPr>
+          <w:color w:val="000000"/>
+        </w:rPr>
+        <w:t>4. speaks / she / English / confidently</w:t>
+      </w:r>
+    </w:p>
+    <w:p>
+      <w:pPr>
+        <w:spacing w:before="120" w:after="120"/>
+        <w:rPr>
+          <w:color w:val="000000"/>
+        </w:rPr>
+      </w:pPr>
+      <w:r>
+        <w:rPr>
+          <w:color w:val="000000"/>
+        </w:rPr>
+        <w:t>5. an / extremely / course / useful</w:t>
+      </w:r>
+    </w:p>
+    <w:p>
+      <w:pPr>
+        <w:spacing w:before="120" w:after="120"/>
+        <w:rPr>
+          <w:color w:val="000000"/>
+        </w:rPr>
+      </w:pPr>
+      <w:r>
+        <w:rPr>
+          <w:color w:val="000000"/>
+        </w:rPr>
+        <w:t>6. quickly / should / government / act / the</w:t>
+      </w:r>
+    </w:p>
+    <w:p>
+      <w:pPr>
+        <w:spacing w:before="120" w:after="120"/>
+        <w:rPr>
+          <w:color w:val="000000"/>
+        </w:rPr>
+      </w:pPr>
+      <w:r>
+        <w:rPr>
+          <w:color w:val="000000"/>
+        </w:rPr>
+        <w:t>7. a / made / careful / decision / they</w:t>
+      </w:r>
+    </w:p>
+    <w:p>
+      <w:pPr>
+        <w:spacing w:before="120" w:after="120"/>
+        <w:rPr>
+          <w:color w:val="000000"/>
+        </w:rPr>
+      </w:pPr>
+      <w:r>
+        <w:rPr>
+          <w:color w:val="000000"/>
+        </w:rPr>
+        <w:t>8. is / information / widely / available / the</w:t>
+      </w:r>
+    </w:p>
+    <w:p>
+      <w:pPr>
+        <w:spacing w:before="120" w:after="120"/>
+        <w:rPr>
+          <w:color w:val="000000"/>
+        </w:rPr>
+      </w:pPr>
+      <w:r>
+        <w:rPr>
+          <w:color w:val="000000"/>
+        </w:rPr>
+        <w:t>9. students / highly / motivated</w:t>
+      </w:r>
+    </w:p>
+    <w:p>
+      <w:pPr>
+        <w:spacing w:before="120" w:after="120"/>
+        <w:rPr>
+          <w:color w:val="000000"/>
+        </w:rPr>
+      </w:pPr>
+      <w:r>
+        <w:rPr>
+          <w:color w:val="000000"/>
+        </w:rPr>
+        <w:t>10. has / technology / communication / greatly / improved</w:t>
+      </w:r>
+    </w:p>
+    <w:p>
+      <w:pPr>
+        <w:keepNext/>
+        <w:spacing w:before="240" w:after="80"/>
+        <w:rPr>
+          <w:b/>
+          <w:color w:val="000000"/>
+        </w:rPr>
+      </w:pPr>
+      <w:r>
+        <w:rPr>
+          <w:b/>
+          <w:color w:val="000000"/>
+        </w:rPr>
+        <w:t>PHẦN 5. CHỌN TỪ THEO NGỮ CẢNH (10 điểm)</w:t>
+      </w:r>
+    </w:p>
+    <w:p>
+      <w:pPr>
+        <w:spacing w:before="80" w:after="120"/>
+        <w:rPr>
+          <w:color w:val="000000"/>
+        </w:rPr>
+      </w:pPr>
+      <w:r>
+        <w:rPr>
+          <w:color w:val="000000"/>
+        </w:rPr>
+        <w:t>1. The school needs to ___ students to read more. A encouragement B encourage C encouraging D encouraged</w:t>
+      </w:r>
+    </w:p>
+    <w:p>
+      <w:pPr>
+        <w:spacing w:before="120" w:after="120"/>
+        <w:rPr>
+          <w:color w:val="000000"/>
+        </w:rPr>
+      </w:pPr>
+      <w:r>
+        <w:rPr>
+          <w:color w:val="000000"/>
+        </w:rPr>
+        <w:t>2. This course provides ___ skills. A practice B practical C practically D practitioner</w:t>
+      </w:r>
+    </w:p>
+    <w:p>
+      <w:pPr>
+        <w:spacing w:before="120" w:after="120"/>
+        <w:rPr>
+          <w:color w:val="000000"/>
+        </w:rPr>
+      </w:pPr>
+      <w:r>
+        <w:rPr>
+          <w:color w:val="000000"/>
+        </w:rPr>
+        <w:t>3. The app is ___ designed for beginners. A special B specialty C specially D specialize</w:t>
+      </w:r>
+    </w:p>
+    <w:p>
+      <w:pPr>
+        <w:spacing w:before="120" w:after="120"/>
+        <w:rPr>
+          <w:color w:val="000000"/>
+        </w:rPr>
+      </w:pPr>
+      <w:r>
+        <w:rPr>
+          <w:color w:val="000000"/>
+        </w:rPr>
+        <w:t>4. We received useful ___. A advise B advisory C advice D advised</w:t>
+      </w:r>
+    </w:p>
+    <w:p>
+      <w:pPr>
+        <w:spacing w:before="120" w:after="120"/>
+        <w:rPr>
+          <w:color w:val="000000"/>
+        </w:rPr>
+      </w:pPr>
+      <w:r>
+        <w:rPr>
+          <w:color w:val="000000"/>
+        </w:rPr>
+        <w:t>5. The change was ___ accepted. A wide B width C widely D widen</w:t>
+      </w:r>
+    </w:p>
+    <w:p>
+      <w:pPr>
+        <w:spacing w:before="120" w:after="120"/>
+        <w:rPr>
+          <w:color w:val="000000"/>
+        </w:rPr>
+      </w:pPr>
+      <w:r>
+        <w:rPr>
+          <w:color w:val="000000"/>
+        </w:rPr>
+        <w:t>6. Her ___ helped the team succeed. A creative B creation C creativity D creatively</w:t>
+      </w:r>
+    </w:p>
+    <w:p>
+      <w:pPr>
+        <w:spacing w:before="120" w:after="120"/>
+        <w:rPr>
+          <w:color w:val="000000"/>
+        </w:rPr>
+      </w:pPr>
+      <w:r>
+        <w:rPr>
+          <w:color w:val="000000"/>
+        </w:rPr>
+        <w:t>7. The website allows users to communicate ___. A easy B ease C easily D easier</w:t>
+      </w:r>
+    </w:p>
+    <w:p>
+      <w:pPr>
+        <w:spacing w:before="120" w:after="120"/>
+        <w:rPr>
+          <w:color w:val="000000"/>
+        </w:rPr>
+      </w:pPr>
+      <w:r>
+        <w:rPr>
+          <w:color w:val="000000"/>
+        </w:rPr>
+        <w:t>8. The report contains ___ information. A value B valuable C valuably D valuation</w:t>
+      </w:r>
+    </w:p>
+    <w:p>
+      <w:pPr>
+        <w:spacing w:before="120" w:after="120"/>
+        <w:rPr>
+          <w:color w:val="000000"/>
+        </w:rPr>
+      </w:pPr>
+      <w:r>
+        <w:rPr>
+          <w:color w:val="000000"/>
+        </w:rPr>
+        <w:t>9. The company plans to ___ its services. A expansion B expansive C expand D expansively</w:t>
+      </w:r>
+    </w:p>
+    <w:p>
+      <w:pPr>
+        <w:spacing w:before="120" w:after="120"/>
+        <w:rPr>
+          <w:color w:val="000000"/>
+        </w:rPr>
+      </w:pPr>
+      <w:r>
+        <w:rPr>
+          <w:color w:val="000000"/>
+        </w:rPr>
+        <w:t>10. Students should participate ___. A active B activity C actively D activate</w:t>
+      </w:r>
+    </w:p>
+    <w:p>
+      <w:pPr>
+        <w:keepNext/>
+        <w:spacing w:before="240" w:after="80"/>
+        <w:rPr>
+          <w:b/>
+          <w:color w:val="000000"/>
+        </w:rPr>
+      </w:pPr>
+      <w:r>
+        <w:rPr>
+          <w:b/>
+          <w:color w:val="000000"/>
+        </w:rPr>
+        <w:lastRenderedPageBreak/>
+        <w:t>PHẦN 6. TÌM VÀ SỬA LỖI (10 điểm)</w:t>
+      </w:r>
+    </w:p>
+    <w:p>
+      <w:pPr>
+        <w:spacing w:before="80" w:after="120"/>
+        <w:rPr>
+          <w:color w:val="000000"/>
+        </w:rPr>
+      </w:pPr>
+      <w:r>
+        <w:rPr>
+          <w:color w:val="000000"/>
+        </w:rPr>
+        <w:t>1. The lesson was very usefully.</w:t>
+      </w:r>
+    </w:p>
+    <w:p>
+      <w:pPr>
+        <w:spacing w:before="120" w:after="120"/>
+        <w:rPr>
+          <w:color w:val="000000"/>
+        </w:rPr>
+      </w:pPr>
+      <w:r>
+        <w:rPr>
+          <w:color w:val="000000"/>
+        </w:rPr>
+        <w:t>2. She completed the work successful.</w:t>
+      </w:r>
+    </w:p>
+    <w:p>
+      <w:pPr>
+        <w:spacing w:before="120" w:after="120"/>
+        <w:rPr>
+          <w:color w:val="000000"/>
+        </w:rPr>
+      </w:pPr>
+      <w:r>
+        <w:rPr>
+          <w:color w:val="000000"/>
+        </w:rPr>
+        <w:t>3. We need a carefully plan.</w:t>
+      </w:r>
+    </w:p>
+    <w:p>
+      <w:pPr>
+        <w:spacing w:before="120" w:after="120"/>
+        <w:rPr>
+          <w:color w:val="000000"/>
+        </w:rPr>
+      </w:pPr>
+      <w:r>
+        <w:rPr>
+          <w:color w:val="000000"/>
+        </w:rPr>
+        <w:t>4. The company will expansion next year.</w:t>
+      </w:r>
+    </w:p>
+    <w:p>
+      <w:pPr>
+        <w:spacing w:before="120" w:after="120"/>
+        <w:rPr>
+          <w:color w:val="000000"/>
+        </w:rPr>
+      </w:pPr>
+      <w:r>
+        <w:rPr>
+          <w:color w:val="000000"/>
+        </w:rPr>
+        <w:t>5. He is a quickly learner.</w:t>
+      </w:r>
+    </w:p>
+    <w:p>
+      <w:pPr>
+        <w:spacing w:before="120" w:after="120"/>
+        <w:rPr>
+          <w:color w:val="000000"/>
+        </w:rPr>
+      </w:pPr>
+      <w:r>
+        <w:rPr>
+          <w:color w:val="000000"/>
+        </w:rPr>
+        <w:t>6. This program helps students to development skills.</w:t>
+      </w:r>
+    </w:p>
+    <w:p>
+      <w:pPr>
+        <w:spacing w:before="120" w:after="120"/>
+        <w:rPr>
+          <w:color w:val="000000"/>
+        </w:rPr>
+      </w:pPr>
+      <w:r>
+        <w:rPr>
+          <w:color w:val="000000"/>
+        </w:rPr>
+        <w:t>7. The information is widely availability.</w:t>
+      </w:r>
+    </w:p>
+    <w:p>
+      <w:pPr>
+        <w:spacing w:before="120" w:after="120"/>
+        <w:rPr>
+          <w:color w:val="000000"/>
+        </w:rPr>
+      </w:pPr>
+      <w:r>
+        <w:rPr>
+          <w:color w:val="000000"/>
+        </w:rPr>
+        <w:t>8. They responded very polite.</w:t>
+      </w:r>
+    </w:p>
+    <w:p>
+      <w:pPr>
+        <w:spacing w:before="120" w:after="120"/>
+        <w:rPr>
+          <w:color w:val="000000"/>
+        </w:rPr>
+      </w:pPr>
+      <w:r>
+        <w:rPr>
+          <w:color w:val="000000"/>
+        </w:rPr>
+        <w:t>9. Her decide surprised everyone.</w:t>
+      </w:r>
+    </w:p>
+    <w:p>
+      <w:pPr>
+        <w:spacing w:before="120" w:after="120"/>
+        <w:rPr>
+          <w:color w:val="000000"/>
+        </w:rPr>
+      </w:pPr>
+      <w:r>
+        <w:rPr>
+          <w:color w:val="000000"/>
+        </w:rPr>
+        <w:t>10. The new method works effective.</w:t>
+      </w:r>
+    </w:p>
+    <w:p>
+      <w:pPr>
+        <w:keepNext/>
+        <w:spacing w:before="240" w:after="80"/>
+        <w:rPr>
+          <w:b/>
+          <w:color w:val="000000"/>
+        </w:rPr>
+      </w:pPr>
+      <w:r>
+        <w:rPr>
+          <w:b/>
+          <w:color w:val="000000"/>
+        </w:rPr>
+        <w:t>PHẦN 7. HOÀN THÀNH ĐOẠN VĂN (10 điểm)</w:t>
+      </w:r>
+    </w:p>
+    <w:p>
+      <w:pPr>
+        <w:rPr>
+          <w:color w:val="000000"/>
+        </w:rPr>
+      </w:pPr>
+      <w:r>
+        <w:rPr>
+          <w:color w:val="000000"/>
+        </w:rPr>
+        <w:t>Dùng dạng đúng của từ trong ngoặc.</w:t>
+      </w:r>
+    </w:p>
+    <w:p>
+      <w:pPr>
+        <w:rPr>
+          <w:color w:val="000000"/>
+        </w:rPr>
+      </w:pPr>
+      <w:r>
+        <w:rPr>
+          <w:color w:val="000000"/>
+        </w:rPr>
+        <w:t>Online learning has developed (1) ___ in recent years. (RAPID) It gives students greater (2) ___ in choosing when to study. (FLEXIBLE) However, successful (3) ___ requires careful planning. (LEARN) Students must participate (4) ___ and communicate (5) ___ with their teachers. (ACTIVE / EFFECT) A well-designed course provides (6) ___ instructions and (7) ___ activities. (CLEAR / PRACTICE) It also encourages learner (8) ___. (INDEPENDENT) With regular practice, students can make significant (9) ___ and complete their courses (10) ___. (IMPROVE / SUCCESS)</w:t>
+      </w:r>
+    </w:p>
+    <w:p>
+      <w:pPr>
+        <w:keepNext/>
+        <w:spacing w:before="240" w:after="80"/>
+        <w:rPr>
+          <w:b/>
+          <w:color w:val="000000"/>
+        </w:rPr>
+      </w:pPr>
+      <w:r>
+        <w:rPr>
+          <w:b/>
+          <w:color w:val="000000"/>
+        </w:rPr>
+        <w:t>PHẦN 8. DỊCH SANG TIẾNG ANH (10 điểm)</w:t>
+      </w:r>
+    </w:p>
+    <w:p>
+      <w:pPr>
+        <w:spacing w:before="80" w:after="120"/>
+        <w:rPr>
+          <w:color w:val="000000"/>
+        </w:rPr>
+      </w:pPr>
+      <w:r>
+        <w:rPr>
+          <w:color w:val="000000"/>
+        </w:rPr>
+        <w:t>1. Giáo dục đóng một vai trò quan trọng.</w:t>
+      </w:r>
+    </w:p>
+    <w:p>
+      <w:pPr>
+        <w:spacing w:before="120" w:after="120"/>
+        <w:rPr>
+          <w:color w:val="000000"/>
+        </w:rPr>
+      </w:pPr>
+      <w:r>
+        <w:rPr>
+          <w:color w:val="000000"/>
+        </w:rPr>
+        <w:t>2. Cô ấy trả lời câu hỏi một cách chính xác.</w:t>
+      </w:r>
+    </w:p>
+    <w:p>
+      <w:pPr>
+        <w:spacing w:before="120" w:after="120"/>
+        <w:rPr>
+          <w:color w:val="000000"/>
+        </w:rPr>
+      </w:pPr>
+      <w:r>
+        <w:rPr>
+          <w:color w:val="000000"/>
+        </w:rPr>
+        <w:t>3. Chúng tôi cần một giải pháp hiệu quả.</w:t>
+      </w:r>
+    </w:p>
+    <w:p>
+      <w:pPr>
+        <w:spacing w:before="120" w:after="120"/>
+        <w:rPr>
+          <w:color w:val="000000"/>
+        </w:rPr>
+      </w:pPr>
+      <w:r>
+        <w:rPr>
+          <w:color w:val="000000"/>
+        </w:rPr>
+        <w:t>4. Công nghệ đã cải thiện đáng kể việc giao tiếp.</w:t>
+      </w:r>
+    </w:p>
+    <w:p>
+      <w:pPr>
+        <w:spacing w:before="120" w:after="120"/>
+        <w:rPr>
+          <w:color w:val="000000"/>
+        </w:rPr>
+      </w:pPr>
+      <w:r>
+        <w:rPr>
+          <w:color w:val="000000"/>
+        </w:rPr>
+        <w:t>5. Dự án đã được hoàn thành thành công.</w:t>
+      </w:r>
+    </w:p>
+    <w:p>
+      <w:pPr>
+        <w:spacing w:before="120" w:after="120"/>
+        <w:rPr>
+          <w:color w:val="000000"/>
+        </w:rPr>
+      </w:pPr>
+      <w:r>
+        <w:rPr>
+          <w:color w:val="000000"/>
+        </w:rPr>
+        <w:t>6. Thông tin này được phổ biến rộng rãi.</w:t>
+      </w:r>
+    </w:p>
+    <w:p>
+      <w:pPr>
+        <w:spacing w:before="120" w:after="120"/>
+        <w:rPr>
+          <w:color w:val="000000"/>
+        </w:rPr>
+      </w:pPr>
+      <w:r>
+        <w:rPr>
+          <w:color w:val="000000"/>
+        </w:rPr>
+        <w:t>7. Công ty dự định mở rộng dịch vụ.</w:t>
+      </w:r>
+    </w:p>
+    <w:p>
+      <w:pPr>
+        <w:spacing w:before="120" w:after="120"/>
+        <w:rPr>
+          <w:color w:val="000000"/>
+        </w:rPr>
+      </w:pPr>
+      <w:r>
+        <w:rPr>
+          <w:color w:val="000000"/>
+        </w:rPr>
+        <w:t>8. Học sinh nên tham gia tích cực.</w:t>
+      </w:r>
+    </w:p>
+    <w:p>
+      <w:pPr>
+        <w:spacing w:before="120" w:after="120"/>
+        <w:rPr>
+          <w:color w:val="000000"/>
+        </w:rPr>
+      </w:pPr>
+      <w:r>
+        <w:rPr>
+          <w:color w:val="000000"/>
+        </w:rPr>
+        <w:t>9. Quyết định của anh ấy làm mọi người ngạc nhiên.</w:t>
+      </w:r>
+    </w:p>
+    <w:p>
+      <w:pPr>
+        <w:spacing w:before="120" w:after="120"/>
+        <w:rPr>
+          <w:color w:val="000000"/>
+        </w:rPr>
+      </w:pPr>
+      <w:r>
+        <w:rPr>
+          <w:color w:val="000000"/>
+        </w:rPr>
+        <w:t>10. Khóa học cung cấp những kỹ năng thực tế.</w:t>
+      </w:r>
+    </w:p>
+    <w:p>
+      <w:pPr>
+        <w:keepNext/>
+        <w:spacing w:before="240" w:after="80"/>
+        <w:rPr>
+          <w:b/>
+          <w:color w:val="000000"/>
+        </w:rPr>
+      </w:pPr>
+      <w:r>
+        <w:rPr>
+          <w:b/>
+          <w:color w:val="000000"/>
+        </w:rPr>
+        <w:t>PHẦN 9. ĐỌC HIỂU VÀ PHÂN TÍCH TỪ LOẠI (10 điểm)</w:t>
+      </w:r>
+    </w:p>
+    <w:p>
+      <w:pPr>
+        <w:rPr>
+          <w:color w:val="000000"/>
+        </w:rPr>
+      </w:pPr>
+      <w:r>
+        <w:rPr>
+          <w:color w:val="000000"/>
+        </w:rPr>
+        <w:t xml:space="preserve">A local school recently introduced a digital learning program. The program was carefully designed to make lessons more interactive. Teachers received professional training, while students were given practical guidance. At first, some learners found the system </w:t>
+      </w:r>
+      <w:r>
+        <w:rPr>
+          <w:color w:val="000000"/>
+        </w:rPr>
+        <w:lastRenderedPageBreak/>
+        <w:t>confusing. However, their confidence gradually increased as they used it more often. The school reported a significant improvement in student participation. Although technology cannot replace effective teaching, it can support communication and provide flexible learning opportunities.</w:t>
+      </w:r>
+    </w:p>
+    <w:p>
+      <w:pPr>
+        <w:spacing w:before="80" w:after="120"/>
+        <w:rPr>
+          <w:color w:val="000000"/>
+        </w:rPr>
+      </w:pPr>
+      <w:r>
+        <w:rPr>
+          <w:color w:val="000000"/>
+        </w:rPr>
+        <w:t>1. What did the school introduce? 2. How was the program designed? 3. What did teachers receive? 4. What gradually increased? 5. What improvement did the school report?</w:t>
+      </w:r>
+    </w:p>
+    <w:p>
+      <w:pPr>
+        <w:spacing w:before="120" w:after="120"/>
+        <w:rPr>
+          <w:color w:val="000000"/>
+        </w:rPr>
+      </w:pPr>
+      <w:r>
+        <w:rPr>
+          <w:color w:val="000000"/>
+        </w:rPr>
+        <w:t>6. What does “their” refer to? 7. Identify the word class of carefully. 8. Identify the word class of professional. 9. Give the noun form of flexible. 10. Give the adjective form of significance.</w:t>
+      </w:r>
+    </w:p>
+    <w:p>
+      <w:pPr>
+        <w:keepNext/>
+        <w:spacing w:before="240" w:after="80"/>
+        <w:rPr>
+          <w:b/>
+          <w:color w:val="000000"/>
+        </w:rPr>
+      </w:pPr>
+      <w:r>
+        <w:rPr>
+          <w:b/>
+          <w:color w:val="000000"/>
+        </w:rPr>
+        <w:t>PHẦN 10. VIẾT (10 điểm)</w:t>
+      </w:r>
+    </w:p>
+    <w:p>
+      <w:pPr>
+        <w:rPr>
+          <w:color w:val="000000"/>
+        </w:rPr>
+      </w:pPr>
+      <w:r>
+        <w:rPr>
+          <w:color w:val="000000"/>
+        </w:rPr>
+        <w:t>Viết đoạn văn 100–120 từ về lợi ích và khó khăn của việc học trực tuyến. Dùng ít nhất 4 danh từ, 4 động từ, 4 tính từ và 4 trạng từ thuộc các họ từ đã học. Gạch chân các từ đó nếu làm bài trên giấy.</w:t>
+      </w:r>
+    </w:p>
+    <w:p>
+      <w:pPr>
+        <w:keepNext/>
+        <w:pageBreakBefore/>
+        <w:spacing w:before="240" w:after="80"/>
+        <w:rPr>
+          <w:b/>
+          <w:color w:val="000000"/>
+        </w:rPr>
+      </w:pPr>
+      <w:r>
+        <w:rPr>
+          <w:b/>
+          <w:color w:val="000000"/>
+        </w:rPr>
+        <w:lastRenderedPageBreak/>
+        <w:t>ĐÁP ÁN</w:t>
+      </w:r>
+    </w:p>
+    <w:p>
+      <w:pPr>
+        <w:keepNext/>
+        <w:spacing w:after="240"/>
+        <w:jc w:val="center"/>
+        <w:rPr>
+          <w:b/>
+          <w:color w:val="000000"/>
+          <w:sz w:val="30"/>
+        </w:rPr>
+      </w:pPr>
+      <w:r>
+        <w:rPr>
+          <w:b/>
+          <w:color w:val="000000"/>
+          <w:sz w:val="30"/>
+        </w:rPr>
+        <w:t>PHẦN 1</w:t>
+      </w:r>
+    </w:p>
+    <w:p>
+      <w:pPr>
+        <w:spacing w:after="160"/>
+        <w:rPr>
+          <w:color w:val="000000"/>
+        </w:rPr>
+      </w:pPr>
+      <w:r>
+        <w:rPr>
+          <w:color w:val="000000"/>
+        </w:rPr>
+        <w:t>1. Adj</w:t>
+      </w:r>
+    </w:p>
+    <w:p>
+      <w:pPr>
+        <w:spacing w:after="160"/>
+        <w:rPr>
+          <w:color w:val="000000"/>
+        </w:rPr>
+      </w:pPr>
+      <w:r>
+        <w:rPr>
+          <w:color w:val="000000"/>
+        </w:rPr>
+        <w:t>2. Adv</w:t>
+      </w:r>
+    </w:p>
+    <w:p>
+      <w:pPr>
+        <w:spacing w:after="160"/>
+        <w:rPr>
+          <w:color w:val="000000"/>
+        </w:rPr>
+      </w:pPr>
+      <w:r>
+        <w:rPr>
+          <w:color w:val="000000"/>
+        </w:rPr>
+        <w:t>3. N</w:t>
+      </w:r>
+    </w:p>
+    <w:p>
+      <w:pPr>
+        <w:spacing w:after="160"/>
+        <w:rPr>
+          <w:color w:val="000000"/>
+        </w:rPr>
+      </w:pPr>
+      <w:r>
+        <w:rPr>
+          <w:color w:val="000000"/>
+        </w:rPr>
+        <w:t>4. V</w:t>
+      </w:r>
+    </w:p>
+    <w:p>
+      <w:pPr>
+        <w:spacing w:after="160"/>
+        <w:rPr>
+          <w:color w:val="000000"/>
+        </w:rPr>
+      </w:pPr>
+      <w:r>
+        <w:rPr>
+          <w:color w:val="000000"/>
+        </w:rPr>
+        <w:t>5. Adj</w:t>
+      </w:r>
+    </w:p>
+    <w:p>
+      <w:pPr>
+        <w:spacing w:after="160"/>
+        <w:rPr>
+          <w:color w:val="000000"/>
+        </w:rPr>
+      </w:pPr>
+      <w:r>
+        <w:rPr>
+          <w:color w:val="000000"/>
+        </w:rPr>
+        <w:t>6. N</w:t>
+      </w:r>
+    </w:p>
+    <w:p>
+      <w:pPr>
+        <w:spacing w:after="160"/>
+        <w:rPr>
+          <w:color w:val="000000"/>
+        </w:rPr>
+      </w:pPr>
+      <w:r>
+        <w:rPr>
+          <w:color w:val="000000"/>
+        </w:rPr>
+        <w:t>7. Adv</w:t>
+      </w:r>
+    </w:p>
+    <w:p>
+      <w:pPr>
+        <w:spacing w:after="160"/>
+        <w:rPr>
+          <w:color w:val="000000"/>
+        </w:rPr>
+      </w:pPr>
+      <w:r>
+        <w:rPr>
+          <w:color w:val="000000"/>
+        </w:rPr>
+        <w:t>8. Adj</w:t>
+      </w:r>
+    </w:p>
+    <w:p>
+      <w:pPr>
+        <w:spacing w:after="160"/>
+        <w:rPr>
+          <w:color w:val="000000"/>
+        </w:rPr>
+      </w:pPr>
+      <w:r>
+        <w:rPr>
+          <w:color w:val="000000"/>
+        </w:rPr>
+        <w:t>9. V</w:t>
+      </w:r>
+    </w:p>
+    <w:p>
+      <w:pPr>
+        <w:spacing w:after="160"/>
+        <w:rPr>
+          <w:color w:val="000000"/>
+        </w:rPr>
+      </w:pPr>
+      <w:r>
+        <w:rPr>
+          <w:color w:val="000000"/>
+        </w:rPr>
+        <w:t>10. N</w:t>
+      </w:r>
+    </w:p>
+    <w:p>
+      <w:pPr>
+        <w:keepNext/>
+        <w:spacing w:before="240" w:after="80"/>
+        <w:rPr>
+          <w:b/>
+          <w:color w:val="000000"/>
+        </w:rPr>
+      </w:pPr>
+      <w:r>
+        <w:rPr>
+          <w:b/>
+          <w:color w:val="000000"/>
+        </w:rPr>
+        <w:t>PHẦN 2</w:t>
+      </w:r>
+    </w:p>
+    <w:p>
+      <w:pPr>
+        <w:spacing w:after="160"/>
+        <w:rPr>
+          <w:color w:val="000000"/>
+        </w:rPr>
+      </w:pPr>
+      <w:r>
+        <w:rPr>
+          <w:color w:val="000000"/>
+        </w:rPr>
+        <w:t>1. C</w:t>
+      </w:r>
+    </w:p>
+    <w:p>
+      <w:pPr>
+        <w:spacing w:after="160"/>
+        <w:rPr>
+          <w:color w:val="000000"/>
+        </w:rPr>
+      </w:pPr>
+      <w:r>
+        <w:rPr>
+          <w:color w:val="000000"/>
+        </w:rPr>
+        <w:t>2. B</w:t>
+      </w:r>
+    </w:p>
+    <w:p>
+      <w:pPr>
+        <w:spacing w:after="160"/>
+        <w:rPr>
+          <w:color w:val="000000"/>
+        </w:rPr>
+      </w:pPr>
+      <w:r>
+        <w:rPr>
+          <w:color w:val="000000"/>
+        </w:rPr>
+        <w:t>3. C</w:t>
+      </w:r>
+    </w:p>
+    <w:p>
+      <w:pPr>
+        <w:spacing w:after="160"/>
+        <w:rPr>
+          <w:color w:val="000000"/>
+        </w:rPr>
+      </w:pPr>
+      <w:r>
+        <w:rPr>
+          <w:color w:val="000000"/>
+        </w:rPr>
+        <w:t>4. C</w:t>
+      </w:r>
+    </w:p>
+    <w:p>
+      <w:pPr>
+        <w:spacing w:after="160"/>
+        <w:rPr>
+          <w:color w:val="000000"/>
+        </w:rPr>
+      </w:pPr>
+      <w:r>
+        <w:rPr>
+          <w:color w:val="000000"/>
+        </w:rPr>
+        <w:t>5. C</w:t>
+      </w:r>
+    </w:p>
+    <w:p>
+      <w:pPr>
+        <w:spacing w:after="160"/>
+        <w:rPr>
+          <w:color w:val="000000"/>
+        </w:rPr>
+      </w:pPr>
+      <w:r>
+        <w:rPr>
+          <w:color w:val="000000"/>
+        </w:rPr>
+        <w:t>6. D</w:t>
+      </w:r>
+    </w:p>
+    <w:p>
+      <w:pPr>
+        <w:spacing w:after="160"/>
+        <w:rPr>
+          <w:color w:val="000000"/>
+        </w:rPr>
+      </w:pPr>
+      <w:r>
+        <w:rPr>
+          <w:color w:val="000000"/>
+        </w:rPr>
+        <w:t>7. B</w:t>
+      </w:r>
+    </w:p>
+    <w:p>
+      <w:pPr>
+        <w:spacing w:after="160"/>
+        <w:rPr>
+          <w:color w:val="000000"/>
+        </w:rPr>
+      </w:pPr>
+      <w:r>
+        <w:rPr>
+          <w:color w:val="000000"/>
+        </w:rPr>
+        <w:t>8. C</w:t>
+      </w:r>
+    </w:p>
+    <w:p>
+      <w:pPr>
+        <w:spacing w:after="160"/>
+        <w:rPr>
+          <w:color w:val="000000"/>
+        </w:rPr>
+      </w:pPr>
+      <w:r>
+        <w:rPr>
+          <w:color w:val="000000"/>
+        </w:rPr>
+        <w:t>9. C</w:t>
+      </w:r>
+    </w:p>
+    <w:p>
+      <w:pPr>
+        <w:spacing w:after="160"/>
+        <w:rPr>
+          <w:color w:val="000000"/>
+        </w:rPr>
+      </w:pPr>
+      <w:r>
+        <w:rPr>
+          <w:color w:val="000000"/>
+        </w:rPr>
+        <w:t>10. A</w:t>
+      </w:r>
+    </w:p>
+    <w:p>
+      <w:pPr>
+        <w:keepNext/>
+        <w:spacing w:before="240" w:after="80"/>
+        <w:rPr>
+          <w:b/>
+          <w:color w:val="000000"/>
+        </w:rPr>
+      </w:pPr>
+      <w:r>
+        <w:rPr>
+          <w:b/>
+          <w:color w:val="000000"/>
+        </w:rPr>
+        <w:t>PHẦN 3</w:t>
+      </w:r>
+    </w:p>
+    <w:p>
+      <w:pPr>
+        <w:spacing w:after="160"/>
+        <w:rPr>
+          <w:color w:val="000000"/>
+        </w:rPr>
+      </w:pPr>
+      <w:r>
+        <w:rPr>
+          <w:color w:val="000000"/>
+        </w:rPr>
+        <w:t>1. awareness</w:t>
+      </w:r>
+    </w:p>
+    <w:p>
+      <w:pPr>
+        <w:spacing w:after="160"/>
+        <w:rPr>
+          <w:color w:val="000000"/>
+        </w:rPr>
+      </w:pPr>
+      <w:r>
+        <w:rPr>
+          <w:color w:val="000000"/>
+        </w:rPr>
+        <w:t>2. accurately</w:t>
+      </w:r>
+    </w:p>
+    <w:p>
+      <w:pPr>
+        <w:spacing w:after="160"/>
+        <w:rPr>
+          <w:color w:val="000000"/>
+        </w:rPr>
+      </w:pPr>
+      <w:r>
+        <w:rPr>
+          <w:color w:val="000000"/>
+        </w:rPr>
+        <w:t>3. effective</w:t>
+      </w:r>
+    </w:p>
+    <w:p>
+      <w:pPr>
+        <w:spacing w:after="160"/>
+        <w:rPr>
+          <w:color w:val="000000"/>
+        </w:rPr>
+      </w:pPr>
+      <w:r>
+        <w:rPr>
+          <w:color w:val="000000"/>
+        </w:rPr>
+        <w:t>4. improve</w:t>
+      </w:r>
+    </w:p>
+    <w:p>
+      <w:pPr>
+        <w:spacing w:after="160"/>
+        <w:rPr>
+          <w:color w:val="000000"/>
+        </w:rPr>
+      </w:pPr>
+      <w:r>
+        <w:rPr>
+          <w:color w:val="000000"/>
+        </w:rPr>
+        <w:t>5. managers</w:t>
+      </w:r>
+    </w:p>
+    <w:p>
+      <w:pPr>
+        <w:spacing w:after="160"/>
+        <w:rPr>
+          <w:color w:val="000000"/>
+        </w:rPr>
+      </w:pPr>
+      <w:r>
+        <w:rPr>
+          <w:color w:val="000000"/>
+        </w:rPr>
+        <w:t>6. completely</w:t>
+      </w:r>
+    </w:p>
+    <w:p>
+      <w:pPr>
+        <w:spacing w:after="160"/>
+        <w:rPr>
+          <w:color w:val="000000"/>
+        </w:rPr>
+      </w:pPr>
+      <w:r>
+        <w:rPr>
+          <w:color w:val="000000"/>
+        </w:rPr>
+        <w:lastRenderedPageBreak/>
+        <w:t>7. flexibility</w:t>
+      </w:r>
+    </w:p>
+    <w:p>
+      <w:pPr>
+        <w:spacing w:after="160"/>
+        <w:rPr>
+          <w:color w:val="000000"/>
+        </w:rPr>
+      </w:pPr>
+      <w:r>
+        <w:rPr>
+          <w:color w:val="000000"/>
+        </w:rPr>
+        <w:t>8. rapidly</w:t>
+      </w:r>
+    </w:p>
+    <w:p>
+      <w:pPr>
+        <w:spacing w:after="160"/>
+        <w:rPr>
+          <w:color w:val="000000"/>
+        </w:rPr>
+      </w:pPr>
+      <w:r>
+        <w:rPr>
+          <w:color w:val="000000"/>
+        </w:rPr>
+        <w:t>9. affect</w:t>
+      </w:r>
+    </w:p>
+    <w:p>
+      <w:pPr>
+        <w:spacing w:after="160"/>
+        <w:rPr>
+          <w:color w:val="000000"/>
+        </w:rPr>
+      </w:pPr>
+      <w:r>
+        <w:rPr>
+          <w:color w:val="000000"/>
+        </w:rPr>
+        <w:t>10. informative</w:t>
+      </w:r>
+    </w:p>
+    <w:p>
+      <w:pPr>
+        <w:keepNext/>
+        <w:spacing w:before="240" w:after="80"/>
+        <w:rPr>
+          <w:b/>
+          <w:color w:val="000000"/>
+        </w:rPr>
+      </w:pPr>
+      <w:r>
+        <w:rPr>
+          <w:b/>
+          <w:color w:val="000000"/>
+        </w:rPr>
+        <w:t>PHẦN 4</w:t>
+      </w:r>
+    </w:p>
+    <w:p>
+      <w:pPr>
+        <w:spacing w:after="160"/>
+        <w:rPr>
+          <w:color w:val="000000"/>
+        </w:rPr>
+      </w:pPr>
+      <w:r>
+        <w:rPr>
+          <w:color w:val="000000"/>
+        </w:rPr>
+        <w:t>1. a highly practical solution</w:t>
+      </w:r>
+    </w:p>
+    <w:p>
+      <w:pPr>
+        <w:spacing w:after="160"/>
+        <w:rPr>
+          <w:color w:val="000000"/>
+        </w:rPr>
+      </w:pPr>
+      <w:r>
+        <w:rPr>
+          <w:color w:val="000000"/>
+        </w:rPr>
+        <w:t>2. The project was completed successfully</w:t>
+      </w:r>
+    </w:p>
+    <w:p>
+      <w:pPr>
+        <w:spacing w:after="160"/>
+        <w:rPr>
+          <w:color w:val="000000"/>
+        </w:rPr>
+      </w:pPr>
+      <w:r>
+        <w:rPr>
+          <w:color w:val="000000"/>
+        </w:rPr>
+        <w:t>3. serious environmental problems</w:t>
+      </w:r>
+    </w:p>
+    <w:p>
+      <w:pPr>
+        <w:spacing w:after="160"/>
+        <w:rPr>
+          <w:color w:val="000000"/>
+        </w:rPr>
+      </w:pPr>
+      <w:r>
+        <w:rPr>
+          <w:color w:val="000000"/>
+        </w:rPr>
+        <w:t>4. She speaks English confidently</w:t>
+      </w:r>
+    </w:p>
+    <w:p>
+      <w:pPr>
+        <w:spacing w:after="160"/>
+        <w:rPr>
+          <w:color w:val="000000"/>
+        </w:rPr>
+      </w:pPr>
+      <w:r>
+        <w:rPr>
+          <w:color w:val="000000"/>
+        </w:rPr>
+        <w:t>5. an extremely useful course</w:t>
+      </w:r>
+    </w:p>
+    <w:p>
+      <w:pPr>
+        <w:spacing w:after="160"/>
+        <w:rPr>
+          <w:color w:val="000000"/>
+        </w:rPr>
+      </w:pPr>
+      <w:r>
+        <w:rPr>
+          <w:color w:val="000000"/>
+        </w:rPr>
+        <w:t>6. The government should act quickly</w:t>
+      </w:r>
+    </w:p>
+    <w:p>
+      <w:pPr>
+        <w:spacing w:after="160"/>
+        <w:rPr>
+          <w:color w:val="000000"/>
+        </w:rPr>
+      </w:pPr>
+      <w:r>
+        <w:rPr>
+          <w:color w:val="000000"/>
+        </w:rPr>
+        <w:t>7. They made a careful decision</w:t>
+      </w:r>
+    </w:p>
+    <w:p>
+      <w:pPr>
+        <w:spacing w:after="160"/>
+        <w:rPr>
+          <w:color w:val="000000"/>
+        </w:rPr>
+      </w:pPr>
+      <w:r>
+        <w:rPr>
+          <w:color w:val="000000"/>
+        </w:rPr>
+        <w:t>8. The information is widely available</w:t>
+      </w:r>
+    </w:p>
+    <w:p>
+      <w:pPr>
+        <w:spacing w:after="160"/>
+        <w:rPr>
+          <w:color w:val="000000"/>
+        </w:rPr>
+      </w:pPr>
+      <w:r>
+        <w:rPr>
+          <w:color w:val="000000"/>
+        </w:rPr>
+        <w:t>9. highly motivated students</w:t>
+      </w:r>
+    </w:p>
+    <w:p>
+      <w:pPr>
+        <w:spacing w:after="160"/>
+        <w:rPr>
+          <w:color w:val="000000"/>
+        </w:rPr>
+      </w:pPr>
+      <w:r>
+        <w:rPr>
+          <w:color w:val="000000"/>
+        </w:rPr>
+        <w:t>10. Technology has greatly improved communication</w:t>
+      </w:r>
+    </w:p>
+    <w:p>
+      <w:pPr>
+        <w:keepNext/>
+        <w:spacing w:before="240" w:after="80"/>
+        <w:rPr>
+          <w:b/>
+          <w:color w:val="000000"/>
+        </w:rPr>
+      </w:pPr>
+      <w:r>
+        <w:rPr>
+          <w:b/>
+          <w:color w:val="000000"/>
+        </w:rPr>
+        <w:t>PHẦN 5</w:t>
+      </w:r>
+    </w:p>
+    <w:p>
+      <w:pPr>
+        <w:spacing w:after="160"/>
+        <w:rPr>
+          <w:color w:val="000000"/>
+        </w:rPr>
+      </w:pPr>
+      <w:r>
+        <w:rPr>
+          <w:color w:val="000000"/>
+        </w:rPr>
+        <w:t>1. B</w:t>
+      </w:r>
+    </w:p>
+    <w:p>
+      <w:pPr>
+        <w:spacing w:after="160"/>
+        <w:rPr>
+          <w:color w:val="000000"/>
+        </w:rPr>
+      </w:pPr>
+      <w:r>
+        <w:rPr>
+          <w:color w:val="000000"/>
+        </w:rPr>
+        <w:t>2. B</w:t>
+      </w:r>
+    </w:p>
+    <w:p>
+      <w:pPr>
+        <w:spacing w:after="160"/>
+        <w:rPr>
+          <w:color w:val="000000"/>
+        </w:rPr>
+      </w:pPr>
+      <w:r>
+        <w:rPr>
+          <w:color w:val="000000"/>
+        </w:rPr>
+        <w:t>3. C</w:t>
+      </w:r>
+    </w:p>
+    <w:p>
+      <w:pPr>
+        <w:spacing w:after="160"/>
+        <w:rPr>
+          <w:color w:val="000000"/>
+        </w:rPr>
+      </w:pPr>
+      <w:r>
+        <w:rPr>
+          <w:color w:val="000000"/>
+        </w:rPr>
+        <w:t>4. C</w:t>
+      </w:r>
+    </w:p>
+    <w:p>
+      <w:pPr>
+        <w:spacing w:after="160"/>
+        <w:rPr>
+          <w:color w:val="000000"/>
+        </w:rPr>
+      </w:pPr>
+      <w:r>
+        <w:rPr>
+          <w:color w:val="000000"/>
+        </w:rPr>
+        <w:t>5. C</w:t>
+      </w:r>
+    </w:p>
+    <w:p>
+      <w:pPr>
+        <w:spacing w:after="160"/>
+        <w:rPr>
+          <w:color w:val="000000"/>
+        </w:rPr>
+      </w:pPr>
+      <w:r>
+        <w:rPr>
+          <w:color w:val="000000"/>
+        </w:rPr>
+        <w:t>6. C</w:t>
+      </w:r>
+    </w:p>
+    <w:p>
+      <w:pPr>
+        <w:spacing w:after="160"/>
+        <w:rPr>
+          <w:color w:val="000000"/>
+        </w:rPr>
+      </w:pPr>
+      <w:r>
+        <w:rPr>
+          <w:color w:val="000000"/>
+        </w:rPr>
+        <w:t>7. C</w:t>
+      </w:r>
+    </w:p>
+    <w:p>
+      <w:pPr>
+        <w:spacing w:after="160"/>
+        <w:rPr>
+          <w:color w:val="000000"/>
+        </w:rPr>
+      </w:pPr>
+      <w:r>
+        <w:rPr>
+          <w:color w:val="000000"/>
+        </w:rPr>
+        <w:t>8. B</w:t>
+      </w:r>
+    </w:p>
+    <w:p>
+      <w:pPr>
+        <w:spacing w:after="160"/>
+        <w:rPr>
+          <w:color w:val="000000"/>
+        </w:rPr>
+      </w:pPr>
+      <w:r>
+        <w:rPr>
+          <w:color w:val="000000"/>
+        </w:rPr>
+        <w:t>9. C</w:t>
+      </w:r>
+    </w:p>
+    <w:p>
+      <w:pPr>
+        <w:spacing w:after="160"/>
+        <w:rPr>
+          <w:color w:val="000000"/>
+        </w:rPr>
+      </w:pPr>
+      <w:r>
+        <w:rPr>
+          <w:color w:val="000000"/>
+        </w:rPr>
+        <w:t>10. C</w:t>
+      </w:r>
+    </w:p>
+    <w:p>
+      <w:pPr>
+        <w:keepNext/>
+        <w:spacing w:before="240" w:after="80"/>
+        <w:rPr>
+          <w:b/>
+          <w:color w:val="000000"/>
+        </w:rPr>
+      </w:pPr>
+      <w:r>
+        <w:rPr>
+          <w:b/>
+          <w:color w:val="000000"/>
+        </w:rPr>
+        <w:t>PHẦN 6</w:t>
+      </w:r>
+    </w:p>
+    <w:p>
+      <w:pPr>
+        <w:spacing w:after="160"/>
+        <w:rPr>
+          <w:color w:val="000000"/>
+        </w:rPr>
+      </w:pPr>
+      <w:r>
+        <w:rPr>
+          <w:color w:val="000000"/>
+        </w:rPr>
+        <w:t>1. useful</w:t>
+      </w:r>
+    </w:p>
+    <w:p>
+      <w:pPr>
+        <w:spacing w:after="160"/>
+        <w:rPr>
+          <w:color w:val="000000"/>
+        </w:rPr>
+      </w:pPr>
+      <w:r>
+        <w:rPr>
+          <w:color w:val="000000"/>
+        </w:rPr>
+        <w:t>2. successfully</w:t>
+      </w:r>
+    </w:p>
+    <w:p>
+      <w:pPr>
+        <w:spacing w:after="160"/>
+        <w:rPr>
+          <w:color w:val="000000"/>
+        </w:rPr>
+      </w:pPr>
+      <w:r>
+        <w:rPr>
+          <w:color w:val="000000"/>
+        </w:rPr>
+        <w:t>3. careful</w:t>
+      </w:r>
+    </w:p>
+    <w:p>
+      <w:pPr>
+        <w:spacing w:after="160"/>
+        <w:rPr>
+          <w:color w:val="000000"/>
+        </w:rPr>
+      </w:pPr>
+      <w:r>
+        <w:rPr>
+          <w:color w:val="000000"/>
+        </w:rPr>
+        <w:lastRenderedPageBreak/>
+        <w:t>4. expand</w:t>
+      </w:r>
+    </w:p>
+    <w:p>
+      <w:pPr>
+        <w:spacing w:after="160"/>
+        <w:rPr>
+          <w:color w:val="000000"/>
+        </w:rPr>
+      </w:pPr>
+      <w:r>
+        <w:rPr>
+          <w:color w:val="000000"/>
+        </w:rPr>
+        <w:t>5. quick</w:t>
+      </w:r>
+    </w:p>
+    <w:p>
+      <w:pPr>
+        <w:spacing w:after="160"/>
+        <w:rPr>
+          <w:color w:val="000000"/>
+        </w:rPr>
+      </w:pPr>
+      <w:r>
+        <w:rPr>
+          <w:color w:val="000000"/>
+        </w:rPr>
+        <w:t>6. develop</w:t>
+      </w:r>
+    </w:p>
+    <w:p>
+      <w:pPr>
+        <w:spacing w:after="160"/>
+        <w:rPr>
+          <w:color w:val="000000"/>
+        </w:rPr>
+      </w:pPr>
+      <w:r>
+        <w:rPr>
+          <w:color w:val="000000"/>
+        </w:rPr>
+        <w:t>7. available</w:t>
+      </w:r>
+    </w:p>
+    <w:p>
+      <w:pPr>
+        <w:spacing w:after="160"/>
+        <w:rPr>
+          <w:color w:val="000000"/>
+        </w:rPr>
+      </w:pPr>
+      <w:r>
+        <w:rPr>
+          <w:color w:val="000000"/>
+        </w:rPr>
+        <w:t>8. politely</w:t>
+      </w:r>
+    </w:p>
+    <w:p>
+      <w:pPr>
+        <w:spacing w:after="160"/>
+        <w:rPr>
+          <w:color w:val="000000"/>
+        </w:rPr>
+      </w:pPr>
+      <w:r>
+        <w:rPr>
+          <w:color w:val="000000"/>
+        </w:rPr>
+        <w:t>9. decision</w:t>
+      </w:r>
+    </w:p>
+    <w:p>
+      <w:pPr>
+        <w:spacing w:after="160"/>
+        <w:rPr>
+          <w:color w:val="000000"/>
+        </w:rPr>
+      </w:pPr>
+      <w:r>
+        <w:rPr>
+          <w:color w:val="000000"/>
+        </w:rPr>
+        <w:t>10. effectively</w:t>
+      </w:r>
+    </w:p>
+    <w:p>
+      <w:pPr>
+        <w:keepNext/>
+        <w:spacing w:before="240" w:after="80"/>
+        <w:rPr>
+          <w:b/>
+          <w:color w:val="000000"/>
+        </w:rPr>
+      </w:pPr>
+      <w:r>
+        <w:rPr>
+          <w:b/>
+          <w:color w:val="000000"/>
+        </w:rPr>
+        <w:t>PHẦN 7</w:t>
+      </w:r>
+    </w:p>
+    <w:p>
+      <w:pPr>
+        <w:spacing w:after="160"/>
+        <w:rPr>
+          <w:color w:val="000000"/>
+        </w:rPr>
+      </w:pPr>
+      <w:r>
+        <w:rPr>
+          <w:color w:val="000000"/>
+        </w:rPr>
+        <w:t>1. rapidly</w:t>
+      </w:r>
+    </w:p>
+    <w:p>
+      <w:pPr>
+        <w:spacing w:after="160"/>
+        <w:rPr>
+          <w:color w:val="000000"/>
+        </w:rPr>
+      </w:pPr>
+      <w:r>
+        <w:rPr>
+          <w:color w:val="000000"/>
+        </w:rPr>
+        <w:t>2. flexibility</w:t>
+      </w:r>
+    </w:p>
+    <w:p>
+      <w:pPr>
+        <w:spacing w:after="160"/>
+        <w:rPr>
+          <w:color w:val="000000"/>
+        </w:rPr>
+      </w:pPr>
+      <w:r>
+        <w:rPr>
+          <w:color w:val="000000"/>
+        </w:rPr>
+        <w:t>3. learning</w:t>
+      </w:r>
+    </w:p>
+    <w:p>
+      <w:pPr>
+        <w:spacing w:after="160"/>
+        <w:rPr>
+          <w:color w:val="000000"/>
+        </w:rPr>
+      </w:pPr>
+      <w:r>
+        <w:rPr>
+          <w:color w:val="000000"/>
+        </w:rPr>
+        <w:t>4. actively</w:t>
+      </w:r>
+    </w:p>
+    <w:p>
+      <w:pPr>
+        <w:spacing w:after="160"/>
+        <w:rPr>
+          <w:color w:val="000000"/>
+        </w:rPr>
+      </w:pPr>
+      <w:r>
+        <w:rPr>
+          <w:color w:val="000000"/>
+        </w:rPr>
+        <w:t>5. effectively</w:t>
+      </w:r>
+    </w:p>
+    <w:p>
+      <w:pPr>
+        <w:spacing w:after="160"/>
+        <w:rPr>
+          <w:color w:val="000000"/>
+        </w:rPr>
+      </w:pPr>
+      <w:r>
+        <w:rPr>
+          <w:color w:val="000000"/>
+        </w:rPr>
+        <w:t>6. clear</w:t>
+      </w:r>
+    </w:p>
+    <w:p>
+      <w:pPr>
+        <w:spacing w:after="160"/>
+        <w:rPr>
+          <w:color w:val="000000"/>
+        </w:rPr>
+      </w:pPr>
+      <w:r>
+        <w:rPr>
+          <w:color w:val="000000"/>
+        </w:rPr>
+        <w:t>7. practical</w:t>
+      </w:r>
+    </w:p>
+    <w:p>
+      <w:pPr>
+        <w:spacing w:after="160"/>
+        <w:rPr>
+          <w:color w:val="000000"/>
+        </w:rPr>
+      </w:pPr>
+      <w:r>
+        <w:rPr>
+          <w:color w:val="000000"/>
+        </w:rPr>
+        <w:t>8. independence</w:t>
+      </w:r>
+    </w:p>
+    <w:p>
+      <w:pPr>
+        <w:spacing w:after="160"/>
+        <w:rPr>
+          <w:color w:val="000000"/>
+        </w:rPr>
+      </w:pPr>
+      <w:r>
+        <w:rPr>
+          <w:color w:val="000000"/>
+        </w:rPr>
+        <w:t>9. improvement</w:t>
+      </w:r>
+    </w:p>
+    <w:p>
+      <w:pPr>
+        <w:spacing w:after="160"/>
+        <w:rPr>
+          <w:color w:val="000000"/>
+        </w:rPr>
+      </w:pPr>
+      <w:r>
+        <w:rPr>
+          <w:color w:val="000000"/>
+        </w:rPr>
+        <w:t>10. successfully</w:t>
+      </w:r>
+    </w:p>
+    <w:p>
+      <w:pPr>
+        <w:keepNext/>
+        <w:spacing w:before="240" w:after="80"/>
+        <w:rPr>
+          <w:b/>
+          <w:color w:val="000000"/>
+        </w:rPr>
+      </w:pPr>
+      <w:r>
+        <w:rPr>
+          <w:b/>
+          <w:color w:val="000000"/>
+        </w:rPr>
+        <w:t>PHẦN 8</w:t>
+      </w:r>
+    </w:p>
+    <w:p>
+      <w:pPr>
+        <w:spacing w:after="160"/>
+        <w:rPr>
+          <w:color w:val="000000"/>
+        </w:rPr>
+      </w:pPr>
+      <w:r>
+        <w:rPr>
+          <w:color w:val="000000"/>
+        </w:rPr>
+        <w:t>1. Education plays an important role</w:t>
+      </w:r>
+    </w:p>
+    <w:p>
+      <w:pPr>
+        <w:spacing w:after="160"/>
+        <w:rPr>
+          <w:color w:val="000000"/>
+        </w:rPr>
+      </w:pPr>
+      <w:r>
+        <w:rPr>
+          <w:color w:val="000000"/>
+        </w:rPr>
+        <w:t>2. She answered the question accurately</w:t>
+      </w:r>
+    </w:p>
+    <w:p>
+      <w:pPr>
+        <w:spacing w:after="160"/>
+        <w:rPr>
+          <w:color w:val="000000"/>
+        </w:rPr>
+      </w:pPr>
+      <w:r>
+        <w:rPr>
+          <w:color w:val="000000"/>
+        </w:rPr>
+        <w:t>3. We need an effective solution</w:t>
+      </w:r>
+    </w:p>
+    <w:p>
+      <w:pPr>
+        <w:spacing w:after="160"/>
+        <w:rPr>
+          <w:color w:val="000000"/>
+        </w:rPr>
+      </w:pPr>
+      <w:r>
+        <w:rPr>
+          <w:color w:val="000000"/>
+        </w:rPr>
+        <w:t>4. Technology has greatly improved communication</w:t>
+      </w:r>
+    </w:p>
+    <w:p>
+      <w:pPr>
+        <w:spacing w:after="160"/>
+        <w:rPr>
+          <w:color w:val="000000"/>
+        </w:rPr>
+      </w:pPr>
+      <w:r>
+        <w:rPr>
+          <w:color w:val="000000"/>
+        </w:rPr>
+        <w:t>5. The project was completed successfully</w:t>
+      </w:r>
+    </w:p>
+    <w:p>
+      <w:pPr>
+        <w:spacing w:after="160"/>
+        <w:rPr>
+          <w:color w:val="000000"/>
+        </w:rPr>
+      </w:pPr>
+      <w:r>
+        <w:rPr>
+          <w:color w:val="000000"/>
+        </w:rPr>
+        <w:t>6. This information is widely available</w:t>
+      </w:r>
+    </w:p>
+    <w:p>
+      <w:pPr>
+        <w:spacing w:after="160"/>
+        <w:rPr>
+          <w:color w:val="000000"/>
+        </w:rPr>
+      </w:pPr>
+      <w:r>
+        <w:rPr>
+          <w:color w:val="000000"/>
+        </w:rPr>
+        <w:t>7. The company plans to expand its services</w:t>
+      </w:r>
+    </w:p>
+    <w:p>
+      <w:pPr>
+        <w:spacing w:after="160"/>
+        <w:rPr>
+          <w:color w:val="000000"/>
+        </w:rPr>
+      </w:pPr>
+      <w:r>
+        <w:rPr>
+          <w:color w:val="000000"/>
+        </w:rPr>
+        <w:t>8. Students should participate actively</w:t>
+      </w:r>
+    </w:p>
+    <w:p>
+      <w:pPr>
+        <w:spacing w:after="160"/>
+        <w:rPr>
+          <w:color w:val="000000"/>
+        </w:rPr>
+      </w:pPr>
+      <w:r>
+        <w:rPr>
+          <w:color w:val="000000"/>
+        </w:rPr>
+        <w:t>9. His decision surprised everyone</w:t>
+      </w:r>
+    </w:p>
+    <w:p>
+      <w:pPr>
+        <w:spacing w:after="160"/>
+        <w:rPr>
+          <w:color w:val="000000"/>
+        </w:rPr>
+      </w:pPr>
+      <w:r>
+        <w:rPr>
+          <w:color w:val="000000"/>
+        </w:rPr>
+        <w:t>10. The course provides practical skills</w:t>
+      </w:r>
+    </w:p>
+    <w:p>
+      <w:pPr>
+        <w:keepNext/>
+        <w:spacing w:before="240" w:after="80"/>
+        <w:rPr>
+          <w:b/>
+          <w:color w:val="000000"/>
+        </w:rPr>
+      </w:pPr>
+      <w:r>
+        <w:rPr>
+          <w:b/>
+          <w:color w:val="000000"/>
+        </w:rPr>
+        <w:lastRenderedPageBreak/>
+        <w:t>PHẦN 9</w:t>
+      </w:r>
+    </w:p>
+    <w:p>
+      <w:pPr>
+        <w:spacing w:after="160"/>
+        <w:rPr>
+          <w:color w:val="000000"/>
+        </w:rPr>
+      </w:pPr>
+      <w:r>
+        <w:rPr>
+          <w:color w:val="000000"/>
+        </w:rPr>
+        <w:t>1. A digital learning program</w:t>
+      </w:r>
+    </w:p>
+    <w:p>
+      <w:pPr>
+        <w:spacing w:after="160"/>
+        <w:rPr>
+          <w:color w:val="000000"/>
+        </w:rPr>
+      </w:pPr>
+      <w:r>
+        <w:rPr>
+          <w:color w:val="000000"/>
+        </w:rPr>
+        <w:t>2. Carefully and to make lessons more interactive</w:t>
+      </w:r>
+    </w:p>
+    <w:p>
+      <w:pPr>
+        <w:spacing w:after="160"/>
+        <w:rPr>
+          <w:color w:val="000000"/>
+        </w:rPr>
+      </w:pPr>
+      <w:r>
+        <w:rPr>
+          <w:color w:val="000000"/>
+        </w:rPr>
+        <w:t>3. Professional training</w:t>
+      </w:r>
+    </w:p>
+    <w:p>
+      <w:pPr>
+        <w:spacing w:after="160"/>
+        <w:rPr>
+          <w:color w:val="000000"/>
+        </w:rPr>
+      </w:pPr>
+      <w:r>
+        <w:rPr>
+          <w:color w:val="000000"/>
+        </w:rPr>
+        <w:t>4. The learners' confidence</w:t>
+      </w:r>
+    </w:p>
+    <w:p>
+      <w:pPr>
+        <w:spacing w:after="160"/>
+        <w:rPr>
+          <w:color w:val="000000"/>
+        </w:rPr>
+      </w:pPr>
+      <w:r>
+        <w:rPr>
+          <w:color w:val="000000"/>
+        </w:rPr>
+        <w:t>5. A significant improvement in participation</w:t>
+      </w:r>
+    </w:p>
+    <w:p>
+      <w:pPr>
+        <w:spacing w:after="160"/>
+        <w:rPr>
+          <w:color w:val="000000"/>
+        </w:rPr>
+      </w:pPr>
+      <w:r>
+        <w:rPr>
+          <w:color w:val="000000"/>
+        </w:rPr>
+        <w:t>6. Students/learners</w:t>
+      </w:r>
+    </w:p>
+    <w:p>
+      <w:pPr>
+        <w:spacing w:after="160"/>
+        <w:rPr>
+          <w:color w:val="000000"/>
+        </w:rPr>
+      </w:pPr>
+      <w:r>
+        <w:rPr>
+          <w:color w:val="000000"/>
+        </w:rPr>
+        <w:t>7. Adverb</w:t>
+      </w:r>
+    </w:p>
+    <w:p>
+      <w:pPr>
+        <w:spacing w:after="160"/>
+        <w:rPr>
+          <w:color w:val="000000"/>
+        </w:rPr>
+      </w:pPr>
+      <w:r>
+        <w:rPr>
+          <w:color w:val="000000"/>
+        </w:rPr>
+        <w:t>8. Adjective</w:t>
+      </w:r>
+    </w:p>
+    <w:p>
+      <w:pPr>
+        <w:spacing w:after="160"/>
+        <w:rPr>
+          <w:color w:val="000000"/>
+        </w:rPr>
+      </w:pPr>
+      <w:r>
+        <w:rPr>
+          <w:color w:val="000000"/>
+        </w:rPr>
+        <w:t>9. Flexibility</w:t>
+      </w:r>
+    </w:p>
+    <w:p>
+      <w:pPr>
+        <w:spacing w:after="160"/>
+        <w:rPr>
+          <w:color w:val="000000"/>
+        </w:rPr>
+      </w:pPr>
+      <w:r>
+        <w:rPr>
+          <w:color w:val="000000"/>
+        </w:rPr>
+        <w:t>10. Significant</w:t>
+      </w:r>
+    </w:p>
+    <w:p>
+      <w:pPr>
+        <w:keepNext/>
+        <w:spacing w:before="240" w:after="80"/>
+        <w:rPr>
+          <w:b/>
+          <w:color w:val="000000"/>
+        </w:rPr>
+      </w:pPr>
+      <w:r>
+        <w:rPr>
+          <w:b/>
+          <w:color w:val="000000"/>
+        </w:rPr>
+        <w:t>PHẦN 10 – BÀI MẪU</w:t>
+      </w:r>
+    </w:p>
+    <w:p>
+      <w:pPr>
+        <w:rPr>
+          <w:b/>
+          <w:color w:val="000000"/>
+        </w:rPr>
+      </w:pPr>
+      <w:r>
+        <w:rPr>
+          <w:b/>
+          <w:color w:val="000000"/>
+        </w:rPr>
+        <w:t>Online learning provides students with flexible access to education. Learners can study conveniently at home and use digital resources to develop practical skills. Recorded lessons are especially useful because students can review difficult content repeatedly. Online courses also encourage independence and improve technological ability. However, this method creates several challenges. Some learners participate passively or communicate ineffectively with teachers. Unstable internet connections can seriously interrupt lessons, while long screen time may cause physical discomfort. Successful online learning therefore requires careful planning, active participation and reliable technology. When courses are clearly organized and students work responsibly, digital education can effectively support traditional classroom learning and create valuable opportunities for many people.</w:t>
+      </w:r>
+    </w:p>
+    <w:p>
+      <w:pPr>
+        <w:rPr>
+          <w:color w:val="000000"/>
+        </w:rPr>
+      </w:pPr>
     </w:p>
     <w:sectPr>
       <w:pgSz w:w="11906" w:h="16838"/>
-      <w:pgMar w:top="1134" w:right="1134" w:bottom="1134" w:left="1134"/>
+      <w:pgMar w:top="1134" w:right="1134" w:bottom="1134" w:left="1134" w:header="720" w:footer="720" w:gutter="0"/>
+      <w:cols w:space="720"/>
     </w:sectPr>
   </w:body>
 </w:document>
